--- a/public/documentos/INT-07-informe-de-monitoreo-de-las-comunicaciones-n-1.docx
+++ b/public/documentos/INT-07-informe-de-monitoreo-de-las-comunicaciones-n-1.docx
@@ -52,7 +52,7 @@
                 <w:noProof/>
               </w:rPr>
               <w:drawing>
-                <wp:inline distT="0" distB="0" distL="0" distR="0" wp14:anchorId="49CCE44A" wp14:editId="545ECF96">
+                <wp:inline distT="0" distB="0" distL="0" distR="0" wp14:anchorId="7D6E2470" wp14:editId="0578D0AE">
                   <wp:extent cx="990600" cy="990600"/>
                   <wp:effectExtent l="0" t="0" r="0" b="0"/>
                   <wp:docPr id="1" name="Imagen 1"/>
@@ -171,10 +171,10 @@
                 <w:noProof/>
               </w:rPr>
               <w:drawing>
-                <wp:inline distT="0" distB="0" distL="0" distR="0" wp14:anchorId="544E8C20" wp14:editId="64629146">
+                <wp:inline distT="0" distB="0" distL="0" distR="0" wp14:anchorId="06EA5D95" wp14:editId="6814E3B6">
                   <wp:extent cx="800100" cy="800100"/>
                   <wp:effectExtent l="0" t="0" r="0" b="0"/>
-                  <wp:docPr id="1276152447" name="Imagen 1276152447"/>
+                  <wp:docPr id="1739152553" name="Imagen 1739152553"/>
                   <wp:cNvGraphicFramePr>
                     <a:graphicFrameLocks xmlns:a="http://schemas.openxmlformats.org/drawingml/2006/main" noChangeAspect="1"/>
                   </wp:cNvGraphicFramePr>
@@ -2585,7 +2585,7 @@
     <w:sdt>
       <w:sdtPr>
         <w:alias w:val="Contenido"/>
-        <w:id w:val="-1284032572"/>
+        <w:id w:val="283391638"/>
       </w:sdtPr>
       <w:sdtEndPr/>
       <w:sdtContent>
@@ -2611,7 +2611,7 @@
           <w:r>
             <w:fldChar w:fldCharType="separate"/>
           </w:r>
-          <w:hyperlink w:anchor="_Toc242538784" w:history="1">
+          <w:hyperlink w:anchor="_Toc242540358" w:history="1">
             <w:r>
               <w:rPr>
                 <w:rStyle w:val="Hipervnculo"/>
@@ -2635,7 +2635,7 @@
               <w:rPr>
                 <w:noProof/>
               </w:rPr>
-              <w:instrText xml:space="preserve"> PAGEREF _Toc242538784 \h </w:instrText>
+              <w:instrText xml:space="preserve"> PAGEREF _Toc242540358 \h </w:instrText>
             </w:r>
             <w:r>
               <w:rPr>
@@ -2675,7 +2675,7 @@
               <w14:ligatures w14:val="standardContextual"/>
             </w:rPr>
           </w:pPr>
-          <w:hyperlink w:anchor="_Toc242538785" w:history="1">
+          <w:hyperlink w:anchor="_Toc242540359" w:history="1">
             <w:r>
               <w:rPr>
                 <w:rStyle w:val="Hipervnculo"/>
@@ -2699,7 +2699,7 @@
               <w:rPr>
                 <w:noProof/>
               </w:rPr>
-              <w:instrText xml:space="preserve"> PAGEREF _Toc242538785 \h </w:instrText>
+              <w:instrText xml:space="preserve"> PAGEREF _Toc242540359 \h </w:instrText>
             </w:r>
             <w:r>
               <w:rPr>
@@ -2739,7 +2739,7 @@
               <w14:ligatures w14:val="standardContextual"/>
             </w:rPr>
           </w:pPr>
-          <w:hyperlink w:anchor="_Toc242538786" w:history="1">
+          <w:hyperlink w:anchor="_Toc242540360" w:history="1">
             <w:r>
               <w:rPr>
                 <w:rStyle w:val="Hipervnculo"/>
@@ -2763,7 +2763,7 @@
               <w:rPr>
                 <w:noProof/>
               </w:rPr>
-              <w:instrText xml:space="preserve"> PAGEREF _Toc242538786 \h </w:instrText>
+              <w:instrText xml:space="preserve"> PAGEREF _Toc242540360 \h </w:instrText>
             </w:r>
             <w:r>
               <w:rPr>
@@ -2803,7 +2803,7 @@
               <w14:ligatures w14:val="standardContextual"/>
             </w:rPr>
           </w:pPr>
-          <w:hyperlink w:anchor="_Toc242538787" w:history="1">
+          <w:hyperlink w:anchor="_Toc242540361" w:history="1">
             <w:r>
               <w:rPr>
                 <w:rStyle w:val="Hipervnculo"/>
@@ -2827,7 +2827,7 @@
               <w:rPr>
                 <w:noProof/>
               </w:rPr>
-              <w:instrText xml:space="preserve"> PAGEREF _Toc242538787 \h </w:instrText>
+              <w:instrText xml:space="preserve"> PAGEREF _Toc242540361 \h </w:instrText>
             </w:r>
             <w:r>
               <w:rPr>
@@ -2867,7 +2867,7 @@
               <w14:ligatures w14:val="standardContextual"/>
             </w:rPr>
           </w:pPr>
-          <w:hyperlink w:anchor="_Toc242538788" w:history="1">
+          <w:hyperlink w:anchor="_Toc242540362" w:history="1">
             <w:r>
               <w:rPr>
                 <w:rStyle w:val="Hipervnculo"/>
@@ -2891,7 +2891,7 @@
               <w:rPr>
                 <w:noProof/>
               </w:rPr>
-              <w:instrText xml:space="preserve"> PAGEREF _Toc242538788 \h </w:instrText>
+              <w:instrText xml:space="preserve"> PAGEREF _Toc242540362 \h </w:instrText>
             </w:r>
             <w:r>
               <w:rPr>
@@ -2931,7 +2931,7 @@
               <w14:ligatures w14:val="standardContextual"/>
             </w:rPr>
           </w:pPr>
-          <w:hyperlink w:anchor="_Toc242538789" w:history="1">
+          <w:hyperlink w:anchor="_Toc242540363" w:history="1">
             <w:r>
               <w:rPr>
                 <w:rStyle w:val="Hipervnculo"/>
@@ -2955,7 +2955,7 @@
               <w:rPr>
                 <w:noProof/>
               </w:rPr>
-              <w:instrText xml:space="preserve"> PAGEREF _Toc242538789 \h </w:instrText>
+              <w:instrText xml:space="preserve"> PAGEREF _Toc242540363 \h </w:instrText>
             </w:r>
             <w:r>
               <w:rPr>
@@ -3005,7 +3005,7 @@
       <w:pPr>
         <w:pStyle w:val="Ttulo1"/>
       </w:pPr>
-      <w:bookmarkStart w:id="0" w:name="_Toc242538784"/>
+      <w:bookmarkStart w:id="0" w:name="_Toc242540358"/>
       <w:r>
         <w:lastRenderedPageBreak/>
         <w:t>1. Corte y método</w:t>
@@ -3025,7 +3025,7 @@
       <w:pPr>
         <w:pStyle w:val="Ttulo1"/>
       </w:pPr>
-      <w:bookmarkStart w:id="1" w:name="_Toc242538785"/>
+      <w:bookmarkStart w:id="1" w:name="_Toc242540359"/>
       <w:r>
         <w:t>2. Indicadores</w:t>
       </w:r>
@@ -4104,7 +4104,7 @@
       <w:pPr>
         <w:pStyle w:val="Ttulo1"/>
       </w:pPr>
-      <w:bookmarkStart w:id="2" w:name="_Toc242538786"/>
+      <w:bookmarkStart w:id="2" w:name="_Toc242540360"/>
       <w:r>
         <w:t>3. Comunicaciones por canal</w:t>
       </w:r>
@@ -5626,7 +5626,7 @@
       <w:pPr>
         <w:pStyle w:val="Ttulo1"/>
       </w:pPr>
-      <w:bookmarkStart w:id="3" w:name="_Toc242538787"/>
+      <w:bookmarkStart w:id="3" w:name="_Toc242540361"/>
       <w:r>
         <w:lastRenderedPageBreak/>
         <w:t>4. Cobertura por interesado</w:t>
@@ -8821,7 +8821,7 @@
       <w:pPr>
         <w:pStyle w:val="Ttulo1"/>
       </w:pPr>
-      <w:bookmarkStart w:id="4" w:name="_Toc242538788"/>
+      <w:bookmarkStart w:id="4" w:name="_Toc242540362"/>
       <w:r>
         <w:t>5. Hallazgos</w:t>
       </w:r>
@@ -8866,7 +8866,7 @@
         <w:jc w:val="both"/>
       </w:pPr>
       <w:r>
-        <w:t>Con los padres y apoderados no ha habido ninguna comunicación del proyecto. Debe haberla antes de cargar datos reales.</w:t>
+        <w:t>Con los padres y apoderados no ha habido ninguna comunicación del proyecto. El comunicado está programado para el 11/12/2026, antes del cierre del año escolar y de cargar datos reales.</w:t>
       </w:r>
     </w:p>
     <w:p>
@@ -8894,14 +8894,14 @@
         <w:jc w:val="both"/>
       </w:pPr>
       <w:r>
-        <w:t>La reunión de inicio con la Dirección todavía no tiene día fijado dentro de la semana del 12/10/2026.</w:t>
+        <w:t>La reunión de inicio está programada para el 12/10/2026 y todavía falta la confirmación de la Dirección.</w:t>
       </w:r>
     </w:p>
     <w:p>
       <w:pPr>
         <w:pStyle w:val="Ttulo1"/>
       </w:pPr>
-      <w:bookmarkStart w:id="5" w:name="_Toc242538789"/>
+      <w:bookmarkStart w:id="5" w:name="_Toc242540363"/>
       <w:r>
         <w:lastRenderedPageBreak/>
         <w:t>6. Acciones</w:t>
@@ -9115,7 +9115,7 @@
                 <w:sz w:val="18"/>
                 <w:szCs w:val="18"/>
               </w:rPr>
-              <w:t>Fijar con la Dirección el día de la reunión de inicio.</w:t>
+              <w:t>Confirmar con la Dirección la reunión de inicio del 12/10/2026.</w:t>
             </w:r>
           </w:p>
         </w:tc>
@@ -9179,7 +9179,7 @@
                 <w:sz w:val="18"/>
                 <w:szCs w:val="18"/>
               </w:rPr>
-              <w:t>13/10/2026</w:t>
+              <w:t>12/10/2026</w:t>
             </w:r>
           </w:p>
         </w:tc>
@@ -10043,10 +10043,10 @@
 <file path=word/numbering.xml><?xml version="1.0" encoding="utf-8"?>
 <w:numbering xmlns:wpc="http://schemas.microsoft.com/office/word/2010/wordprocessingCanvas" xmlns:cx="http://schemas.microsoft.com/office/drawing/2014/chartex" xmlns:cx1="http://schemas.microsoft.com/office/drawing/2015/9/8/chartex" xmlns:cx2="http://schemas.microsoft.com/office/drawing/2015/10/21/chartex" xmlns:cx3="http://schemas.microsoft.com/office/drawing/2016/5/9/chartex" xmlns:cx4="http://schemas.microsoft.com/office/drawing/2016/5/10/chartex" xmlns:cx5="http://schemas.microsoft.com/office/drawing/2016/5/11/chartex" xmlns:cx6="http://schemas.microsoft.com/office/drawing/2016/5/12/chartex" xmlns:cx7="http://schemas.microsoft.com/office/drawing/2016/5/13/chartex" xmlns:cx8="http://schemas.microsoft.com/office/drawing/2016/5/14/chartex" xmlns:mc="http://schemas.openxmlformats.org/markup-compatibility/2006" xmlns:aink="http://schemas.microsoft.com/office/drawing/2016/ink" xmlns:am3d="http://schemas.microsoft.com/office/drawing/2017/model3d" xmlns:o="urn:schemas-microsoft-com:office:office" xmlns:oel="http://schemas.microsoft.com/office/2019/extlst" xmlns:r="http://schemas.openxmlformats.org/officeDocument/2006/relationships" xmlns:m="http://schemas.openxmlformats.org/officeDocument/2006/math" xmlns:v="urn:schemas-microsoft-com:vml" xmlns:wp14="http://schemas.microsoft.com/office/word/2010/wordprocessingDrawing" xmlns:wp="http://schemas.openxmlformats.org/drawingml/2006/wordprocessingDrawing" xmlns:w10="urn:schemas-microsoft-com:office:word" xmlns:w="http://schemas.openxmlformats.org/wordprocessingml/2006/main" xmlns:w14="http://schemas.microsoft.com/office/word/2010/wordml" xmlns:w15="http://schemas.microsoft.com/office/word/2012/wordml" xmlns:w16cex="http://schemas.microsoft.com/office/word/2018/wordml/cex" xmlns:w16cid="http://schemas.microsoft.com/office/word/2016/wordml/cid" xmlns:w16="http://schemas.microsoft.com/office/word/2018/wordml" xmlns:w16du="http://schemas.microsoft.com/office/word/2023/wordml/word16du" xmlns:w16sdtdh="http://schemas.microsoft.com/office/word/2020/wordml/sdtdatahash" xmlns:w16sdtfl="http://schemas.microsoft.com/office/word/2024/wordml/sdtformatlock" xmlns:w16se="http://schemas.microsoft.com/office/word/2015/wordml/symex" xmlns:wpg="http://schemas.microsoft.com/office/word/2010/wordprocessingGroup" xmlns:wpi="http://schemas.microsoft.com/office/word/2010/wordprocessingInk" xmlns:wne="http://schemas.microsoft.com/office/word/2006/wordml" xmlns:wps="http://schemas.microsoft.com/office/word/2010/wordprocessingShape" mc:Ignorable="w14 w15 w16se w16cid w16 w16cex w16sdtdh w16sdtfl w16du wp14">
   <w:abstractNum w:abstractNumId="0" w15:restartNumberingAfterBreak="0">
-    <w:nsid w:val="4D493CE5"/>
+    <w:nsid w:val="14320602"/>
     <w:multiLevelType w:val="hybridMultilevel"/>
-    <w:tmpl w:val="BDB67B74"/>
-    <w:lvl w:ilvl="0" w:tplc="7DA6CA66">
+    <w:tmpl w:val="3D2ABF44"/>
+    <w:lvl w:ilvl="0" w:tplc="3CCE11D6">
       <w:start w:val="1"/>
       <w:numFmt w:val="bullet"/>
       <w:lvlText w:val="●"/>
@@ -10055,7 +10055,7 @@
         <w:ind w:left="720" w:hanging="360"/>
       </w:pPr>
     </w:lvl>
-    <w:lvl w:ilvl="1" w:tplc="484CDBAE">
+    <w:lvl w:ilvl="1" w:tplc="9098A262">
       <w:start w:val="1"/>
       <w:numFmt w:val="bullet"/>
       <w:lvlText w:val="○"/>
@@ -10064,7 +10064,7 @@
         <w:ind w:left="1440" w:hanging="360"/>
       </w:pPr>
     </w:lvl>
-    <w:lvl w:ilvl="2" w:tplc="46AA47D2">
+    <w:lvl w:ilvl="2" w:tplc="1CD4611C">
       <w:start w:val="1"/>
       <w:numFmt w:val="bullet"/>
       <w:lvlText w:val="■"/>
@@ -10073,7 +10073,7 @@
         <w:ind w:left="2160" w:hanging="360"/>
       </w:pPr>
     </w:lvl>
-    <w:lvl w:ilvl="3" w:tplc="B1CC76E0">
+    <w:lvl w:ilvl="3" w:tplc="C756D060">
       <w:start w:val="1"/>
       <w:numFmt w:val="bullet"/>
       <w:lvlText w:val="●"/>
@@ -10082,7 +10082,7 @@
         <w:ind w:left="2880" w:hanging="360"/>
       </w:pPr>
     </w:lvl>
-    <w:lvl w:ilvl="4" w:tplc="D3DC1A38">
+    <w:lvl w:ilvl="4" w:tplc="A32EABFE">
       <w:start w:val="1"/>
       <w:numFmt w:val="bullet"/>
       <w:lvlText w:val="○"/>
@@ -10091,7 +10091,7 @@
         <w:ind w:left="3600" w:hanging="360"/>
       </w:pPr>
     </w:lvl>
-    <w:lvl w:ilvl="5" w:tplc="2EBE87B4">
+    <w:lvl w:ilvl="5" w:tplc="B71C1BAE">
       <w:start w:val="1"/>
       <w:numFmt w:val="bullet"/>
       <w:lvlText w:val="■"/>
@@ -10100,7 +10100,7 @@
         <w:ind w:left="4320" w:hanging="360"/>
       </w:pPr>
     </w:lvl>
-    <w:lvl w:ilvl="6" w:tplc="8E26C8C0">
+    <w:lvl w:ilvl="6" w:tplc="2A08C9EC">
       <w:start w:val="1"/>
       <w:numFmt w:val="bullet"/>
       <w:lvlText w:val="●"/>
@@ -10109,7 +10109,7 @@
         <w:ind w:left="5040" w:hanging="360"/>
       </w:pPr>
     </w:lvl>
-    <w:lvl w:ilvl="7" w:tplc="F7F2C986">
+    <w:lvl w:ilvl="7" w:tplc="012C34DA">
       <w:start w:val="1"/>
       <w:numFmt w:val="bullet"/>
       <w:lvlText w:val="●"/>
@@ -10118,7 +10118,7 @@
         <w:ind w:left="5760" w:hanging="360"/>
       </w:pPr>
     </w:lvl>
-    <w:lvl w:ilvl="8" w:tplc="C56A1E5E">
+    <w:lvl w:ilvl="8" w:tplc="E9C85418">
       <w:start w:val="1"/>
       <w:numFmt w:val="bullet"/>
       <w:lvlText w:val="●"/>
@@ -10129,10 +10129,64 @@
     </w:lvl>
   </w:abstractNum>
   <w:abstractNum w:abstractNumId="1" w15:restartNumberingAfterBreak="0">
-    <w:nsid w:val="5F62070D"/>
+    <w:nsid w:val="1F437598"/>
     <w:multiLevelType w:val="hybridMultilevel"/>
-    <w:tmpl w:val="6BD2C8FA"/>
-    <w:lvl w:ilvl="0" w:tplc="9DAC43BA">
+    <w:tmpl w:val="18F029F4"/>
+    <w:lvl w:ilvl="0" w:tplc="DB6422B6">
+      <w:start w:val="1"/>
+      <w:numFmt w:val="bullet"/>
+      <w:lvlText w:val="•"/>
+      <w:lvlJc w:val="left"/>
+      <w:pPr>
+        <w:ind w:left="560" w:hanging="280"/>
+      </w:pPr>
+    </w:lvl>
+    <w:lvl w:ilvl="1" w:tplc="0C3A6DB6">
+      <w:numFmt w:val="decimal"/>
+      <w:lvlText w:val=""/>
+      <w:lvlJc w:val="left"/>
+    </w:lvl>
+    <w:lvl w:ilvl="2" w:tplc="4344036C">
+      <w:numFmt w:val="decimal"/>
+      <w:lvlText w:val=""/>
+      <w:lvlJc w:val="left"/>
+    </w:lvl>
+    <w:lvl w:ilvl="3" w:tplc="A50431F8">
+      <w:numFmt w:val="decimal"/>
+      <w:lvlText w:val=""/>
+      <w:lvlJc w:val="left"/>
+    </w:lvl>
+    <w:lvl w:ilvl="4" w:tplc="7E0AEDA8">
+      <w:numFmt w:val="decimal"/>
+      <w:lvlText w:val=""/>
+      <w:lvlJc w:val="left"/>
+    </w:lvl>
+    <w:lvl w:ilvl="5" w:tplc="CEA4EFB2">
+      <w:numFmt w:val="decimal"/>
+      <w:lvlText w:val=""/>
+      <w:lvlJc w:val="left"/>
+    </w:lvl>
+    <w:lvl w:ilvl="6" w:tplc="FEBC3494">
+      <w:numFmt w:val="decimal"/>
+      <w:lvlText w:val=""/>
+      <w:lvlJc w:val="left"/>
+    </w:lvl>
+    <w:lvl w:ilvl="7" w:tplc="8460C40E">
+      <w:numFmt w:val="decimal"/>
+      <w:lvlText w:val=""/>
+      <w:lvlJc w:val="left"/>
+    </w:lvl>
+    <w:lvl w:ilvl="8" w:tplc="D2F82AC6">
+      <w:numFmt w:val="decimal"/>
+      <w:lvlText w:val=""/>
+      <w:lvlJc w:val="left"/>
+    </w:lvl>
+  </w:abstractNum>
+  <w:abstractNum w:abstractNumId="2" w15:restartNumberingAfterBreak="0">
+    <w:nsid w:val="4C953DAA"/>
+    <w:multiLevelType w:val="hybridMultilevel"/>
+    <w:tmpl w:val="A662948A"/>
+    <w:lvl w:ilvl="0" w:tplc="E85E0DB4">
       <w:start w:val="1"/>
       <w:numFmt w:val="decimal"/>
       <w:lvlText w:val="%1."/>
@@ -10141,115 +10195,61 @@
         <w:ind w:left="560" w:hanging="340"/>
       </w:pPr>
     </w:lvl>
-    <w:lvl w:ilvl="1" w:tplc="892CEBAE">
+    <w:lvl w:ilvl="1" w:tplc="09E02C36">
       <w:numFmt w:val="decimal"/>
       <w:lvlText w:val=""/>
       <w:lvlJc w:val="left"/>
     </w:lvl>
-    <w:lvl w:ilvl="2" w:tplc="204A1D16">
+    <w:lvl w:ilvl="2" w:tplc="8106460E">
       <w:numFmt w:val="decimal"/>
       <w:lvlText w:val=""/>
       <w:lvlJc w:val="left"/>
     </w:lvl>
-    <w:lvl w:ilvl="3" w:tplc="3500AE1A">
+    <w:lvl w:ilvl="3" w:tplc="D5581A92">
       <w:numFmt w:val="decimal"/>
       <w:lvlText w:val=""/>
       <w:lvlJc w:val="left"/>
     </w:lvl>
-    <w:lvl w:ilvl="4" w:tplc="8BFA7BCE">
+    <w:lvl w:ilvl="4" w:tplc="AC30577E">
       <w:numFmt w:val="decimal"/>
       <w:lvlText w:val=""/>
       <w:lvlJc w:val="left"/>
     </w:lvl>
-    <w:lvl w:ilvl="5" w:tplc="34DADA0E">
+    <w:lvl w:ilvl="5" w:tplc="D494DB7C">
       <w:numFmt w:val="decimal"/>
       <w:lvlText w:val=""/>
       <w:lvlJc w:val="left"/>
     </w:lvl>
-    <w:lvl w:ilvl="6" w:tplc="F13ADD7C">
+    <w:lvl w:ilvl="6" w:tplc="AC1668B8">
       <w:numFmt w:val="decimal"/>
       <w:lvlText w:val=""/>
       <w:lvlJc w:val="left"/>
     </w:lvl>
-    <w:lvl w:ilvl="7" w:tplc="906AD412">
+    <w:lvl w:ilvl="7" w:tplc="C89C9CDE">
       <w:numFmt w:val="decimal"/>
       <w:lvlText w:val=""/>
       <w:lvlJc w:val="left"/>
     </w:lvl>
-    <w:lvl w:ilvl="8" w:tplc="3A729AA8">
+    <w:lvl w:ilvl="8" w:tplc="58F6392C">
       <w:numFmt w:val="decimal"/>
       <w:lvlText w:val=""/>
       <w:lvlJc w:val="left"/>
     </w:lvl>
   </w:abstractNum>
-  <w:abstractNum w:abstractNumId="2" w15:restartNumberingAfterBreak="0">
-    <w:nsid w:val="61B055F5"/>
-    <w:multiLevelType w:val="hybridMultilevel"/>
-    <w:tmpl w:val="A7DAD316"/>
-    <w:lvl w:ilvl="0" w:tplc="9DAEA85A">
-      <w:start w:val="1"/>
-      <w:numFmt w:val="bullet"/>
-      <w:lvlText w:val="•"/>
-      <w:lvlJc w:val="left"/>
-      <w:pPr>
-        <w:ind w:left="560" w:hanging="280"/>
-      </w:pPr>
-    </w:lvl>
-    <w:lvl w:ilvl="1" w:tplc="12F6B9B4">
-      <w:numFmt w:val="decimal"/>
-      <w:lvlText w:val=""/>
-      <w:lvlJc w:val="left"/>
-    </w:lvl>
-    <w:lvl w:ilvl="2" w:tplc="CDA012C4">
-      <w:numFmt w:val="decimal"/>
-      <w:lvlText w:val=""/>
-      <w:lvlJc w:val="left"/>
-    </w:lvl>
-    <w:lvl w:ilvl="3" w:tplc="472CDBD8">
-      <w:numFmt w:val="decimal"/>
-      <w:lvlText w:val=""/>
-      <w:lvlJc w:val="left"/>
-    </w:lvl>
-    <w:lvl w:ilvl="4" w:tplc="787CD232">
-      <w:numFmt w:val="decimal"/>
-      <w:lvlText w:val=""/>
-      <w:lvlJc w:val="left"/>
-    </w:lvl>
-    <w:lvl w:ilvl="5" w:tplc="8632C2BC">
-      <w:numFmt w:val="decimal"/>
-      <w:lvlText w:val=""/>
-      <w:lvlJc w:val="left"/>
-    </w:lvl>
-    <w:lvl w:ilvl="6" w:tplc="4D90218A">
-      <w:numFmt w:val="decimal"/>
-      <w:lvlText w:val=""/>
-      <w:lvlJc w:val="left"/>
-    </w:lvl>
-    <w:lvl w:ilvl="7" w:tplc="20C6C672">
-      <w:numFmt w:val="decimal"/>
-      <w:lvlText w:val=""/>
-      <w:lvlJc w:val="left"/>
-    </w:lvl>
-    <w:lvl w:ilvl="8" w:tplc="BA4EE5BA">
-      <w:numFmt w:val="decimal"/>
-      <w:lvlText w:val=""/>
-      <w:lvlJc w:val="left"/>
-    </w:lvl>
-  </w:abstractNum>
-  <w:num w:numId="1" w16cid:durableId="453644911">
+  <w:num w:numId="1" w16cid:durableId="1264457818">
     <w:abstractNumId w:val="0"/>
     <w:lvlOverride w:ilvl="0">
       <w:startOverride w:val="1"/>
     </w:lvlOverride>
   </w:num>
-  <w:num w:numId="2" w16cid:durableId="2025279023">
-    <w:abstractNumId w:val="2"/>
+  <w:num w:numId="2" w16cid:durableId="768357730">
+    <w:abstractNumId w:val="1"/>
     <w:lvlOverride w:ilvl="0">
       <w:startOverride w:val="1"/>
     </w:lvlOverride>
   </w:num>
-  <w:num w:numId="3" w16cid:durableId="2125808483">
-    <w:abstractNumId w:val="1"/>
+  <w:num w:numId="3" w16cid:durableId="557938478">
+    <w:abstractNumId w:val="2"/>
     <w:lvlOverride w:ilvl="0">
       <w:startOverride w:val="1"/>
     </w:lvlOverride>
@@ -10842,7 +10842,7 @@
     <w:autoRedefine/>
     <w:uiPriority w:val="39"/>
     <w:unhideWhenUsed/>
-    <w:rsid w:val="00C008AD"/>
+    <w:rsid w:val="00722569"/>
     <w:pPr>
       <w:spacing w:after="100"/>
     </w:pPr>

--- a/public/documentos/INT-07-informe-de-monitoreo-de-las-comunicaciones-n-1.docx
+++ b/public/documentos/INT-07-informe-de-monitoreo-de-las-comunicaciones-n-1.docx
@@ -18,7 +18,7 @@
           <w:left w:w="10" w:type="dxa"/>
           <w:right w:w="10" w:type="dxa"/>
         </w:tblCellMar>
-        <w:tblLook w:val="04A0" w:firstRow="1" w:lastRow="0" w:firstColumn="1" w:lastColumn="0" w:noHBand="0" w:noVBand="1"/>
+        <w:tblLook w:val="0000" w:firstRow="0" w:lastRow="0" w:firstColumn="0" w:lastColumn="0" w:noHBand="0" w:noVBand="0"/>
       </w:tblPr>
       <w:tblGrid>
         <w:gridCol w:w="1757"/>
@@ -52,7 +52,7 @@
                 <w:noProof/>
               </w:rPr>
               <w:drawing>
-                <wp:inline distT="0" distB="0" distL="0" distR="0" wp14:anchorId="7D6E2470" wp14:editId="0578D0AE">
+                <wp:inline distT="0" distB="0" distL="0" distR="0" wp14:anchorId="5A59ED5C" wp14:editId="46F3BAFD">
                   <wp:extent cx="990600" cy="990600"/>
                   <wp:effectExtent l="0" t="0" r="0" b="0"/>
                   <wp:docPr id="1" name="Imagen 1"/>
@@ -171,10 +171,10 @@
                 <w:noProof/>
               </w:rPr>
               <w:drawing>
-                <wp:inline distT="0" distB="0" distL="0" distR="0" wp14:anchorId="06EA5D95" wp14:editId="6814E3B6">
+                <wp:inline distT="0" distB="0" distL="0" distR="0" wp14:anchorId="0F594A37" wp14:editId="6F80CC56">
                   <wp:extent cx="800100" cy="800100"/>
                   <wp:effectExtent l="0" t="0" r="0" b="0"/>
-                  <wp:docPr id="1739152553" name="Imagen 1739152553"/>
+                  <wp:docPr id="106505805" name="Imagen 106505805"/>
                   <wp:cNvGraphicFramePr>
                     <a:graphicFrameLocks xmlns:a="http://schemas.openxmlformats.org/drawingml/2006/main" noChangeAspect="1"/>
                   </wp:cNvGraphicFramePr>
@@ -308,7 +308,7 @@
           <w:left w:w="10" w:type="dxa"/>
           <w:right w:w="10" w:type="dxa"/>
         </w:tblCellMar>
-        <w:tblLook w:val="04A0" w:firstRow="1" w:lastRow="0" w:firstColumn="1" w:lastColumn="0" w:noHBand="0" w:noVBand="1"/>
+        <w:tblLook w:val="0000" w:firstRow="0" w:lastRow="0" w:firstColumn="0" w:lastColumn="0" w:noHBand="0" w:noVBand="0"/>
       </w:tblPr>
       <w:tblGrid>
         <w:gridCol w:w="2636"/>
@@ -786,7 +786,7 @@
           <w:left w:w="10" w:type="dxa"/>
           <w:right w:w="10" w:type="dxa"/>
         </w:tblCellMar>
-        <w:tblLook w:val="04A0" w:firstRow="1" w:lastRow="0" w:firstColumn="1" w:lastColumn="0" w:noHBand="0" w:noVBand="1"/>
+        <w:tblLook w:val="0000" w:firstRow="0" w:lastRow="0" w:firstColumn="0" w:lastColumn="0" w:noHBand="0" w:noVBand="0"/>
       </w:tblPr>
       <w:tblGrid>
         <w:gridCol w:w="4042"/>
@@ -1399,7 +1399,7 @@
           <w:left w:w="10" w:type="dxa"/>
           <w:right w:w="10" w:type="dxa"/>
         </w:tblCellMar>
-        <w:tblLook w:val="04A0" w:firstRow="1" w:lastRow="0" w:firstColumn="1" w:lastColumn="0" w:noHBand="0" w:noVBand="1"/>
+        <w:tblLook w:val="0000" w:firstRow="0" w:lastRow="0" w:firstColumn="0" w:lastColumn="0" w:noHBand="0" w:noVBand="0"/>
       </w:tblPr>
       <w:tblGrid>
         <w:gridCol w:w="2636"/>
@@ -1817,7 +1817,7 @@
           <w:left w:w="10" w:type="dxa"/>
           <w:right w:w="10" w:type="dxa"/>
         </w:tblCellMar>
-        <w:tblLook w:val="04A0" w:firstRow="1" w:lastRow="0" w:firstColumn="1" w:lastColumn="0" w:noHBand="0" w:noVBand="1"/>
+        <w:tblLook w:val="0000" w:firstRow="0" w:lastRow="0" w:firstColumn="0" w:lastColumn="0" w:noHBand="0" w:noVBand="0"/>
       </w:tblPr>
       <w:tblGrid>
         <w:gridCol w:w="1054"/>
@@ -2158,7 +2158,7 @@
           <w:left w:w="10" w:type="dxa"/>
           <w:right w:w="10" w:type="dxa"/>
         </w:tblCellMar>
-        <w:tblLook w:val="04A0" w:firstRow="1" w:lastRow="0" w:firstColumn="1" w:lastColumn="0" w:noHBand="0" w:noVBand="1"/>
+        <w:tblLook w:val="0000" w:firstRow="0" w:lastRow="0" w:firstColumn="0" w:lastColumn="0" w:noHBand="0" w:noVBand="0"/>
       </w:tblPr>
       <w:tblGrid>
         <w:gridCol w:w="2636"/>
@@ -2498,7 +2498,7 @@
           <w:left w:w="10" w:type="dxa"/>
           <w:right w:w="10" w:type="dxa"/>
         </w:tblCellMar>
-        <w:tblLook w:val="04A0" w:firstRow="1" w:lastRow="0" w:firstColumn="1" w:lastColumn="0" w:noHBand="0" w:noVBand="1"/>
+        <w:tblLook w:val="0000" w:firstRow="0" w:lastRow="0" w:firstColumn="0" w:lastColumn="0" w:noHBand="0" w:noVBand="0"/>
       </w:tblPr>
       <w:tblGrid>
         <w:gridCol w:w="8787"/>
@@ -2585,7 +2585,7 @@
     <w:sdt>
       <w:sdtPr>
         <w:alias w:val="Contenido"/>
-        <w:id w:val="283391638"/>
+        <w:id w:val="1001238980"/>
       </w:sdtPr>
       <w:sdtEndPr/>
       <w:sdtContent>
@@ -2611,7 +2611,7 @@
           <w:r>
             <w:fldChar w:fldCharType="separate"/>
           </w:r>
-          <w:hyperlink w:anchor="_Toc242540358" w:history="1">
+          <w:hyperlink w:anchor="_Toc242543438" w:history="1">
             <w:r>
               <w:rPr>
                 <w:rStyle w:val="Hipervnculo"/>
@@ -2635,7 +2635,7 @@
               <w:rPr>
                 <w:noProof/>
               </w:rPr>
-              <w:instrText xml:space="preserve"> PAGEREF _Toc242540358 \h </w:instrText>
+              <w:instrText xml:space="preserve"> PAGEREF _Toc242543438 \h </w:instrText>
             </w:r>
             <w:r>
               <w:rPr>
@@ -2675,7 +2675,7 @@
               <w14:ligatures w14:val="standardContextual"/>
             </w:rPr>
           </w:pPr>
-          <w:hyperlink w:anchor="_Toc242540359" w:history="1">
+          <w:hyperlink w:anchor="_Toc242543439" w:history="1">
             <w:r>
               <w:rPr>
                 <w:rStyle w:val="Hipervnculo"/>
@@ -2699,7 +2699,7 @@
               <w:rPr>
                 <w:noProof/>
               </w:rPr>
-              <w:instrText xml:space="preserve"> PAGEREF _Toc242540359 \h </w:instrText>
+              <w:instrText xml:space="preserve"> PAGEREF _Toc242543439 \h </w:instrText>
             </w:r>
             <w:r>
               <w:rPr>
@@ -2739,7 +2739,7 @@
               <w14:ligatures w14:val="standardContextual"/>
             </w:rPr>
           </w:pPr>
-          <w:hyperlink w:anchor="_Toc242540360" w:history="1">
+          <w:hyperlink w:anchor="_Toc242543440" w:history="1">
             <w:r>
               <w:rPr>
                 <w:rStyle w:val="Hipervnculo"/>
@@ -2763,7 +2763,7 @@
               <w:rPr>
                 <w:noProof/>
               </w:rPr>
-              <w:instrText xml:space="preserve"> PAGEREF _Toc242540360 \h </w:instrText>
+              <w:instrText xml:space="preserve"> PAGEREF _Toc242543440 \h </w:instrText>
             </w:r>
             <w:r>
               <w:rPr>
@@ -2803,7 +2803,7 @@
               <w14:ligatures w14:val="standardContextual"/>
             </w:rPr>
           </w:pPr>
-          <w:hyperlink w:anchor="_Toc242540361" w:history="1">
+          <w:hyperlink w:anchor="_Toc242543441" w:history="1">
             <w:r>
               <w:rPr>
                 <w:rStyle w:val="Hipervnculo"/>
@@ -2827,7 +2827,7 @@
               <w:rPr>
                 <w:noProof/>
               </w:rPr>
-              <w:instrText xml:space="preserve"> PAGEREF _Toc242540361 \h </w:instrText>
+              <w:instrText xml:space="preserve"> PAGEREF _Toc242543441 \h </w:instrText>
             </w:r>
             <w:r>
               <w:rPr>
@@ -2867,7 +2867,7 @@
               <w14:ligatures w14:val="standardContextual"/>
             </w:rPr>
           </w:pPr>
-          <w:hyperlink w:anchor="_Toc242540362" w:history="1">
+          <w:hyperlink w:anchor="_Toc242543442" w:history="1">
             <w:r>
               <w:rPr>
                 <w:rStyle w:val="Hipervnculo"/>
@@ -2891,7 +2891,7 @@
               <w:rPr>
                 <w:noProof/>
               </w:rPr>
-              <w:instrText xml:space="preserve"> PAGEREF _Toc242540362 \h </w:instrText>
+              <w:instrText xml:space="preserve"> PAGEREF _Toc242543442 \h </w:instrText>
             </w:r>
             <w:r>
               <w:rPr>
@@ -2931,7 +2931,7 @@
               <w14:ligatures w14:val="standardContextual"/>
             </w:rPr>
           </w:pPr>
-          <w:hyperlink w:anchor="_Toc242540363" w:history="1">
+          <w:hyperlink w:anchor="_Toc242543443" w:history="1">
             <w:r>
               <w:rPr>
                 <w:rStyle w:val="Hipervnculo"/>
@@ -2955,7 +2955,7 @@
               <w:rPr>
                 <w:noProof/>
               </w:rPr>
-              <w:instrText xml:space="preserve"> PAGEREF _Toc242540363 \h </w:instrText>
+              <w:instrText xml:space="preserve"> PAGEREF _Toc242543443 \h </w:instrText>
             </w:r>
             <w:r>
               <w:rPr>
@@ -3005,7 +3005,7 @@
       <w:pPr>
         <w:pStyle w:val="Ttulo1"/>
       </w:pPr>
-      <w:bookmarkStart w:id="0" w:name="_Toc242540358"/>
+      <w:bookmarkStart w:id="0" w:name="_Toc242543438"/>
       <w:r>
         <w:lastRenderedPageBreak/>
         <w:t>1. Corte y método</w:t>
@@ -3025,7 +3025,7 @@
       <w:pPr>
         <w:pStyle w:val="Ttulo1"/>
       </w:pPr>
-      <w:bookmarkStart w:id="1" w:name="_Toc242540359"/>
+      <w:bookmarkStart w:id="1" w:name="_Toc242543439"/>
       <w:r>
         <w:t>2. Indicadores</w:t>
       </w:r>
@@ -3073,7 +3073,7 @@
           <w:left w:w="10" w:type="dxa"/>
           <w:right w:w="10" w:type="dxa"/>
         </w:tblCellMar>
-        <w:tblLook w:val="04A0" w:firstRow="1" w:lastRow="0" w:firstColumn="1" w:lastColumn="0" w:noHBand="0" w:noVBand="1"/>
+        <w:tblLook w:val="0000" w:firstRow="0" w:lastRow="0" w:firstColumn="0" w:lastColumn="0" w:noHBand="0" w:noVBand="0"/>
       </w:tblPr>
       <w:tblGrid>
         <w:gridCol w:w="2460"/>
@@ -4104,7 +4104,7 @@
       <w:pPr>
         <w:pStyle w:val="Ttulo1"/>
       </w:pPr>
-      <w:bookmarkStart w:id="2" w:name="_Toc242540360"/>
+      <w:bookmarkStart w:id="2" w:name="_Toc242543440"/>
       <w:r>
         <w:t>3. Comunicaciones por canal</w:t>
       </w:r>
@@ -4152,7 +4152,7 @@
           <w:left w:w="10" w:type="dxa"/>
           <w:right w:w="10" w:type="dxa"/>
         </w:tblCellMar>
-        <w:tblLook w:val="04A0" w:firstRow="1" w:lastRow="0" w:firstColumn="1" w:lastColumn="0" w:noHBand="0" w:noVBand="1"/>
+        <w:tblLook w:val="0000" w:firstRow="0" w:lastRow="0" w:firstColumn="0" w:lastColumn="0" w:noHBand="0" w:noVBand="0"/>
       </w:tblPr>
       <w:tblGrid>
         <w:gridCol w:w="3514"/>
@@ -5626,7 +5626,7 @@
       <w:pPr>
         <w:pStyle w:val="Ttulo1"/>
       </w:pPr>
-      <w:bookmarkStart w:id="3" w:name="_Toc242540361"/>
+      <w:bookmarkStart w:id="3" w:name="_Toc242543441"/>
       <w:r>
         <w:lastRenderedPageBreak/>
         <w:t>4. Cobertura por interesado</w:t>
@@ -5675,7 +5675,7 @@
           <w:left w:w="10" w:type="dxa"/>
           <w:right w:w="10" w:type="dxa"/>
         </w:tblCellMar>
-        <w:tblLook w:val="04A0" w:firstRow="1" w:lastRow="0" w:firstColumn="1" w:lastColumn="0" w:noHBand="0" w:noVBand="1"/>
+        <w:tblLook w:val="0000" w:firstRow="0" w:lastRow="0" w:firstColumn="0" w:lastColumn="0" w:noHBand="0" w:noVBand="0"/>
       </w:tblPr>
       <w:tblGrid>
         <w:gridCol w:w="3514"/>
@@ -8821,7 +8821,7 @@
       <w:pPr>
         <w:pStyle w:val="Ttulo1"/>
       </w:pPr>
-      <w:bookmarkStart w:id="4" w:name="_Toc242540362"/>
+      <w:bookmarkStart w:id="4" w:name="_Toc242543442"/>
       <w:r>
         <w:t>5. Hallazgos</w:t>
       </w:r>
@@ -8901,7 +8901,7 @@
       <w:pPr>
         <w:pStyle w:val="Ttulo1"/>
       </w:pPr>
-      <w:bookmarkStart w:id="5" w:name="_Toc242540363"/>
+      <w:bookmarkStart w:id="5" w:name="_Toc242543443"/>
       <w:r>
         <w:lastRenderedPageBreak/>
         <w:t>6. Acciones</w:t>
@@ -8950,7 +8950,7 @@
           <w:left w:w="10" w:type="dxa"/>
           <w:right w:w="10" w:type="dxa"/>
         </w:tblCellMar>
-        <w:tblLook w:val="04A0" w:firstRow="1" w:lastRow="0" w:firstColumn="1" w:lastColumn="0" w:noHBand="0" w:noVBand="1"/>
+        <w:tblLook w:val="0000" w:firstRow="0" w:lastRow="0" w:firstColumn="0" w:lastColumn="0" w:noHBand="0" w:noVBand="0"/>
       </w:tblPr>
       <w:tblGrid>
         <w:gridCol w:w="5096"/>
@@ -10043,10 +10043,118 @@
 <file path=word/numbering.xml><?xml version="1.0" encoding="utf-8"?>
 <w:numbering xmlns:wpc="http://schemas.microsoft.com/office/word/2010/wordprocessingCanvas" xmlns:cx="http://schemas.microsoft.com/office/drawing/2014/chartex" xmlns:cx1="http://schemas.microsoft.com/office/drawing/2015/9/8/chartex" xmlns:cx2="http://schemas.microsoft.com/office/drawing/2015/10/21/chartex" xmlns:cx3="http://schemas.microsoft.com/office/drawing/2016/5/9/chartex" xmlns:cx4="http://schemas.microsoft.com/office/drawing/2016/5/10/chartex" xmlns:cx5="http://schemas.microsoft.com/office/drawing/2016/5/11/chartex" xmlns:cx6="http://schemas.microsoft.com/office/drawing/2016/5/12/chartex" xmlns:cx7="http://schemas.microsoft.com/office/drawing/2016/5/13/chartex" xmlns:cx8="http://schemas.microsoft.com/office/drawing/2016/5/14/chartex" xmlns:mc="http://schemas.openxmlformats.org/markup-compatibility/2006" xmlns:aink="http://schemas.microsoft.com/office/drawing/2016/ink" xmlns:am3d="http://schemas.microsoft.com/office/drawing/2017/model3d" xmlns:o="urn:schemas-microsoft-com:office:office" xmlns:oel="http://schemas.microsoft.com/office/2019/extlst" xmlns:r="http://schemas.openxmlformats.org/officeDocument/2006/relationships" xmlns:m="http://schemas.openxmlformats.org/officeDocument/2006/math" xmlns:v="urn:schemas-microsoft-com:vml" xmlns:wp14="http://schemas.microsoft.com/office/word/2010/wordprocessingDrawing" xmlns:wp="http://schemas.openxmlformats.org/drawingml/2006/wordprocessingDrawing" xmlns:w10="urn:schemas-microsoft-com:office:word" xmlns:w="http://schemas.openxmlformats.org/wordprocessingml/2006/main" xmlns:w14="http://schemas.microsoft.com/office/word/2010/wordml" xmlns:w15="http://schemas.microsoft.com/office/word/2012/wordml" xmlns:w16cex="http://schemas.microsoft.com/office/word/2018/wordml/cex" xmlns:w16cid="http://schemas.microsoft.com/office/word/2016/wordml/cid" xmlns:w16="http://schemas.microsoft.com/office/word/2018/wordml" xmlns:w16du="http://schemas.microsoft.com/office/word/2023/wordml/word16du" xmlns:w16sdtdh="http://schemas.microsoft.com/office/word/2020/wordml/sdtdatahash" xmlns:w16sdtfl="http://schemas.microsoft.com/office/word/2024/wordml/sdtformatlock" xmlns:w16se="http://schemas.microsoft.com/office/word/2015/wordml/symex" xmlns:wpg="http://schemas.microsoft.com/office/word/2010/wordprocessingGroup" xmlns:wpi="http://schemas.microsoft.com/office/word/2010/wordprocessingInk" xmlns:wne="http://schemas.microsoft.com/office/word/2006/wordml" xmlns:wps="http://schemas.microsoft.com/office/word/2010/wordprocessingShape" mc:Ignorable="w14 w15 w16se w16cid w16 w16cex w16sdtdh w16sdtfl w16du wp14">
   <w:abstractNum w:abstractNumId="0" w15:restartNumberingAfterBreak="0">
-    <w:nsid w:val="14320602"/>
+    <w:nsid w:val="0CEB3C4E"/>
     <w:multiLevelType w:val="hybridMultilevel"/>
-    <w:tmpl w:val="3D2ABF44"/>
-    <w:lvl w:ilvl="0" w:tplc="3CCE11D6">
+    <w:tmpl w:val="60CE158A"/>
+    <w:lvl w:ilvl="0" w:tplc="C6DA3D40">
+      <w:start w:val="1"/>
+      <w:numFmt w:val="bullet"/>
+      <w:lvlText w:val="•"/>
+      <w:lvlJc w:val="left"/>
+      <w:pPr>
+        <w:ind w:left="560" w:hanging="280"/>
+      </w:pPr>
+    </w:lvl>
+    <w:lvl w:ilvl="1" w:tplc="1D12A802">
+      <w:numFmt w:val="decimal"/>
+      <w:lvlText w:val=""/>
+      <w:lvlJc w:val="left"/>
+    </w:lvl>
+    <w:lvl w:ilvl="2" w:tplc="DFC0420E">
+      <w:numFmt w:val="decimal"/>
+      <w:lvlText w:val=""/>
+      <w:lvlJc w:val="left"/>
+    </w:lvl>
+    <w:lvl w:ilvl="3" w:tplc="985A335C">
+      <w:numFmt w:val="decimal"/>
+      <w:lvlText w:val=""/>
+      <w:lvlJc w:val="left"/>
+    </w:lvl>
+    <w:lvl w:ilvl="4" w:tplc="AA924330">
+      <w:numFmt w:val="decimal"/>
+      <w:lvlText w:val=""/>
+      <w:lvlJc w:val="left"/>
+    </w:lvl>
+    <w:lvl w:ilvl="5" w:tplc="1D464B98">
+      <w:numFmt w:val="decimal"/>
+      <w:lvlText w:val=""/>
+      <w:lvlJc w:val="left"/>
+    </w:lvl>
+    <w:lvl w:ilvl="6" w:tplc="578A9E6C">
+      <w:numFmt w:val="decimal"/>
+      <w:lvlText w:val=""/>
+      <w:lvlJc w:val="left"/>
+    </w:lvl>
+    <w:lvl w:ilvl="7" w:tplc="08367E38">
+      <w:numFmt w:val="decimal"/>
+      <w:lvlText w:val=""/>
+      <w:lvlJc w:val="left"/>
+    </w:lvl>
+    <w:lvl w:ilvl="8" w:tplc="AF2E0C2E">
+      <w:numFmt w:val="decimal"/>
+      <w:lvlText w:val=""/>
+      <w:lvlJc w:val="left"/>
+    </w:lvl>
+  </w:abstractNum>
+  <w:abstractNum w:abstractNumId="1" w15:restartNumberingAfterBreak="0">
+    <w:nsid w:val="12FC024B"/>
+    <w:multiLevelType w:val="hybridMultilevel"/>
+    <w:tmpl w:val="470C230A"/>
+    <w:lvl w:ilvl="0" w:tplc="BD2827BA">
+      <w:start w:val="1"/>
+      <w:numFmt w:val="decimal"/>
+      <w:lvlText w:val="%1."/>
+      <w:lvlJc w:val="left"/>
+      <w:pPr>
+        <w:ind w:left="560" w:hanging="340"/>
+      </w:pPr>
+    </w:lvl>
+    <w:lvl w:ilvl="1" w:tplc="87A67BAA">
+      <w:numFmt w:val="decimal"/>
+      <w:lvlText w:val=""/>
+      <w:lvlJc w:val="left"/>
+    </w:lvl>
+    <w:lvl w:ilvl="2" w:tplc="AEA2311A">
+      <w:numFmt w:val="decimal"/>
+      <w:lvlText w:val=""/>
+      <w:lvlJc w:val="left"/>
+    </w:lvl>
+    <w:lvl w:ilvl="3" w:tplc="0FD227C2">
+      <w:numFmt w:val="decimal"/>
+      <w:lvlText w:val=""/>
+      <w:lvlJc w:val="left"/>
+    </w:lvl>
+    <w:lvl w:ilvl="4" w:tplc="9B2C5960">
+      <w:numFmt w:val="decimal"/>
+      <w:lvlText w:val=""/>
+      <w:lvlJc w:val="left"/>
+    </w:lvl>
+    <w:lvl w:ilvl="5" w:tplc="50BC8FF6">
+      <w:numFmt w:val="decimal"/>
+      <w:lvlText w:val=""/>
+      <w:lvlJc w:val="left"/>
+    </w:lvl>
+    <w:lvl w:ilvl="6" w:tplc="413CEDA0">
+      <w:numFmt w:val="decimal"/>
+      <w:lvlText w:val=""/>
+      <w:lvlJc w:val="left"/>
+    </w:lvl>
+    <w:lvl w:ilvl="7" w:tplc="DB58824E">
+      <w:numFmt w:val="decimal"/>
+      <w:lvlText w:val=""/>
+      <w:lvlJc w:val="left"/>
+    </w:lvl>
+    <w:lvl w:ilvl="8" w:tplc="5B92853A">
+      <w:numFmt w:val="decimal"/>
+      <w:lvlText w:val=""/>
+      <w:lvlJc w:val="left"/>
+    </w:lvl>
+  </w:abstractNum>
+  <w:abstractNum w:abstractNumId="2" w15:restartNumberingAfterBreak="0">
+    <w:nsid w:val="1E5F5922"/>
+    <w:multiLevelType w:val="hybridMultilevel"/>
+    <w:tmpl w:val="62364448"/>
+    <w:lvl w:ilvl="0" w:tplc="F06C2864">
       <w:start w:val="1"/>
       <w:numFmt w:val="bullet"/>
       <w:lvlText w:val="●"/>
@@ -10055,7 +10163,7 @@
         <w:ind w:left="720" w:hanging="360"/>
       </w:pPr>
     </w:lvl>
-    <w:lvl w:ilvl="1" w:tplc="9098A262">
+    <w:lvl w:ilvl="1" w:tplc="D0A875CC">
       <w:start w:val="1"/>
       <w:numFmt w:val="bullet"/>
       <w:lvlText w:val="○"/>
@@ -10064,7 +10172,7 @@
         <w:ind w:left="1440" w:hanging="360"/>
       </w:pPr>
     </w:lvl>
-    <w:lvl w:ilvl="2" w:tplc="1CD4611C">
+    <w:lvl w:ilvl="2" w:tplc="80329290">
       <w:start w:val="1"/>
       <w:numFmt w:val="bullet"/>
       <w:lvlText w:val="■"/>
@@ -10073,7 +10181,7 @@
         <w:ind w:left="2160" w:hanging="360"/>
       </w:pPr>
     </w:lvl>
-    <w:lvl w:ilvl="3" w:tplc="C756D060">
+    <w:lvl w:ilvl="3" w:tplc="2F7045B4">
       <w:start w:val="1"/>
       <w:numFmt w:val="bullet"/>
       <w:lvlText w:val="●"/>
@@ -10082,7 +10190,7 @@
         <w:ind w:left="2880" w:hanging="360"/>
       </w:pPr>
     </w:lvl>
-    <w:lvl w:ilvl="4" w:tplc="A32EABFE">
+    <w:lvl w:ilvl="4" w:tplc="83806E06">
       <w:start w:val="1"/>
       <w:numFmt w:val="bullet"/>
       <w:lvlText w:val="○"/>
@@ -10091,7 +10199,7 @@
         <w:ind w:left="3600" w:hanging="360"/>
       </w:pPr>
     </w:lvl>
-    <w:lvl w:ilvl="5" w:tplc="B71C1BAE">
+    <w:lvl w:ilvl="5" w:tplc="5966F77C">
       <w:start w:val="1"/>
       <w:numFmt w:val="bullet"/>
       <w:lvlText w:val="■"/>
@@ -10100,7 +10208,7 @@
         <w:ind w:left="4320" w:hanging="360"/>
       </w:pPr>
     </w:lvl>
-    <w:lvl w:ilvl="6" w:tplc="2A08C9EC">
+    <w:lvl w:ilvl="6" w:tplc="FF90BE66">
       <w:start w:val="1"/>
       <w:numFmt w:val="bullet"/>
       <w:lvlText w:val="●"/>
@@ -10109,7 +10217,7 @@
         <w:ind w:left="5040" w:hanging="360"/>
       </w:pPr>
     </w:lvl>
-    <w:lvl w:ilvl="7" w:tplc="012C34DA">
+    <w:lvl w:ilvl="7" w:tplc="EC923C30">
       <w:start w:val="1"/>
       <w:numFmt w:val="bullet"/>
       <w:lvlText w:val="●"/>
@@ -10118,7 +10226,7 @@
         <w:ind w:left="5760" w:hanging="360"/>
       </w:pPr>
     </w:lvl>
-    <w:lvl w:ilvl="8" w:tplc="E9C85418">
+    <w:lvl w:ilvl="8" w:tplc="59E060F0">
       <w:start w:val="1"/>
       <w:numFmt w:val="bullet"/>
       <w:lvlText w:val="●"/>
@@ -10128,128 +10236,20 @@
       </w:pPr>
     </w:lvl>
   </w:abstractNum>
-  <w:abstractNum w:abstractNumId="1" w15:restartNumberingAfterBreak="0">
-    <w:nsid w:val="1F437598"/>
-    <w:multiLevelType w:val="hybridMultilevel"/>
-    <w:tmpl w:val="18F029F4"/>
-    <w:lvl w:ilvl="0" w:tplc="DB6422B6">
-      <w:start w:val="1"/>
-      <w:numFmt w:val="bullet"/>
-      <w:lvlText w:val="•"/>
-      <w:lvlJc w:val="left"/>
-      <w:pPr>
-        <w:ind w:left="560" w:hanging="280"/>
-      </w:pPr>
-    </w:lvl>
-    <w:lvl w:ilvl="1" w:tplc="0C3A6DB6">
-      <w:numFmt w:val="decimal"/>
-      <w:lvlText w:val=""/>
-      <w:lvlJc w:val="left"/>
-    </w:lvl>
-    <w:lvl w:ilvl="2" w:tplc="4344036C">
-      <w:numFmt w:val="decimal"/>
-      <w:lvlText w:val=""/>
-      <w:lvlJc w:val="left"/>
-    </w:lvl>
-    <w:lvl w:ilvl="3" w:tplc="A50431F8">
-      <w:numFmt w:val="decimal"/>
-      <w:lvlText w:val=""/>
-      <w:lvlJc w:val="left"/>
-    </w:lvl>
-    <w:lvl w:ilvl="4" w:tplc="7E0AEDA8">
-      <w:numFmt w:val="decimal"/>
-      <w:lvlText w:val=""/>
-      <w:lvlJc w:val="left"/>
-    </w:lvl>
-    <w:lvl w:ilvl="5" w:tplc="CEA4EFB2">
-      <w:numFmt w:val="decimal"/>
-      <w:lvlText w:val=""/>
-      <w:lvlJc w:val="left"/>
-    </w:lvl>
-    <w:lvl w:ilvl="6" w:tplc="FEBC3494">
-      <w:numFmt w:val="decimal"/>
-      <w:lvlText w:val=""/>
-      <w:lvlJc w:val="left"/>
-    </w:lvl>
-    <w:lvl w:ilvl="7" w:tplc="8460C40E">
-      <w:numFmt w:val="decimal"/>
-      <w:lvlText w:val=""/>
-      <w:lvlJc w:val="left"/>
-    </w:lvl>
-    <w:lvl w:ilvl="8" w:tplc="D2F82AC6">
-      <w:numFmt w:val="decimal"/>
-      <w:lvlText w:val=""/>
-      <w:lvlJc w:val="left"/>
-    </w:lvl>
-  </w:abstractNum>
-  <w:abstractNum w:abstractNumId="2" w15:restartNumberingAfterBreak="0">
-    <w:nsid w:val="4C953DAA"/>
-    <w:multiLevelType w:val="hybridMultilevel"/>
-    <w:tmpl w:val="A662948A"/>
-    <w:lvl w:ilvl="0" w:tplc="E85E0DB4">
-      <w:start w:val="1"/>
-      <w:numFmt w:val="decimal"/>
-      <w:lvlText w:val="%1."/>
-      <w:lvlJc w:val="left"/>
-      <w:pPr>
-        <w:ind w:left="560" w:hanging="340"/>
-      </w:pPr>
-    </w:lvl>
-    <w:lvl w:ilvl="1" w:tplc="09E02C36">
-      <w:numFmt w:val="decimal"/>
-      <w:lvlText w:val=""/>
-      <w:lvlJc w:val="left"/>
-    </w:lvl>
-    <w:lvl w:ilvl="2" w:tplc="8106460E">
-      <w:numFmt w:val="decimal"/>
-      <w:lvlText w:val=""/>
-      <w:lvlJc w:val="left"/>
-    </w:lvl>
-    <w:lvl w:ilvl="3" w:tplc="D5581A92">
-      <w:numFmt w:val="decimal"/>
-      <w:lvlText w:val=""/>
-      <w:lvlJc w:val="left"/>
-    </w:lvl>
-    <w:lvl w:ilvl="4" w:tplc="AC30577E">
-      <w:numFmt w:val="decimal"/>
-      <w:lvlText w:val=""/>
-      <w:lvlJc w:val="left"/>
-    </w:lvl>
-    <w:lvl w:ilvl="5" w:tplc="D494DB7C">
-      <w:numFmt w:val="decimal"/>
-      <w:lvlText w:val=""/>
-      <w:lvlJc w:val="left"/>
-    </w:lvl>
-    <w:lvl w:ilvl="6" w:tplc="AC1668B8">
-      <w:numFmt w:val="decimal"/>
-      <w:lvlText w:val=""/>
-      <w:lvlJc w:val="left"/>
-    </w:lvl>
-    <w:lvl w:ilvl="7" w:tplc="C89C9CDE">
-      <w:numFmt w:val="decimal"/>
-      <w:lvlText w:val=""/>
-      <w:lvlJc w:val="left"/>
-    </w:lvl>
-    <w:lvl w:ilvl="8" w:tplc="58F6392C">
-      <w:numFmt w:val="decimal"/>
-      <w:lvlText w:val=""/>
-      <w:lvlJc w:val="left"/>
-    </w:lvl>
-  </w:abstractNum>
-  <w:num w:numId="1" w16cid:durableId="1264457818">
+  <w:num w:numId="1" w16cid:durableId="1615552712">
+    <w:abstractNumId w:val="2"/>
+    <w:lvlOverride w:ilvl="0">
+      <w:startOverride w:val="1"/>
+    </w:lvlOverride>
+  </w:num>
+  <w:num w:numId="2" w16cid:durableId="1261068182">
     <w:abstractNumId w:val="0"/>
     <w:lvlOverride w:ilvl="0">
       <w:startOverride w:val="1"/>
     </w:lvlOverride>
   </w:num>
-  <w:num w:numId="2" w16cid:durableId="768357730">
+  <w:num w:numId="3" w16cid:durableId="162286136">
     <w:abstractNumId w:val="1"/>
-    <w:lvlOverride w:ilvl="0">
-      <w:startOverride w:val="1"/>
-    </w:lvlOverride>
-  </w:num>
-  <w:num w:numId="3" w16cid:durableId="557938478">
-    <w:abstractNumId w:val="2"/>
     <w:lvlOverride w:ilvl="0">
       <w:startOverride w:val="1"/>
     </w:lvlOverride>
@@ -10842,7 +10842,7 @@
     <w:autoRedefine/>
     <w:uiPriority w:val="39"/>
     <w:unhideWhenUsed/>
-    <w:rsid w:val="00722569"/>
+    <w:rsid w:val="00F555A9"/>
     <w:pPr>
       <w:spacing w:after="100"/>
     </w:pPr>

--- a/public/documentos/INT-07-informe-de-monitoreo-de-las-comunicaciones-n-1.docx
+++ b/public/documentos/INT-07-informe-de-monitoreo-de-las-comunicaciones-n-1.docx
@@ -18,7 +18,7 @@
           <w:left w:w="10" w:type="dxa"/>
           <w:right w:w="10" w:type="dxa"/>
         </w:tblCellMar>
-        <w:tblLook w:val="0000" w:firstRow="0" w:lastRow="0" w:firstColumn="0" w:lastColumn="0" w:noHBand="0" w:noVBand="0"/>
+        <w:tblLook w:val="04A0" w:firstRow="1" w:lastRow="0" w:firstColumn="1" w:lastColumn="0" w:noHBand="0" w:noVBand="1"/>
       </w:tblPr>
       <w:tblGrid>
         <w:gridCol w:w="1757"/>
@@ -52,7 +52,7 @@
                 <w:noProof/>
               </w:rPr>
               <w:drawing>
-                <wp:inline distT="0" distB="0" distL="0" distR="0" wp14:anchorId="5A59ED5C" wp14:editId="46F3BAFD">
+                <wp:inline distT="0" distB="0" distL="0" distR="0" wp14:anchorId="4C86CFFD" wp14:editId="6AE60941">
                   <wp:extent cx="990600" cy="990600"/>
                   <wp:effectExtent l="0" t="0" r="0" b="0"/>
                   <wp:docPr id="1" name="Imagen 1"/>
@@ -171,10 +171,10 @@
                 <w:noProof/>
               </w:rPr>
               <w:drawing>
-                <wp:inline distT="0" distB="0" distL="0" distR="0" wp14:anchorId="0F594A37" wp14:editId="6F80CC56">
+                <wp:inline distT="0" distB="0" distL="0" distR="0" wp14:anchorId="15FDF57B" wp14:editId="4ABF34B1">
                   <wp:extent cx="800100" cy="800100"/>
                   <wp:effectExtent l="0" t="0" r="0" b="0"/>
-                  <wp:docPr id="106505805" name="Imagen 106505805"/>
+                  <wp:docPr id="1675779907" name="Imagen 1675779907"/>
                   <wp:cNvGraphicFramePr>
                     <a:graphicFrameLocks xmlns:a="http://schemas.openxmlformats.org/drawingml/2006/main" noChangeAspect="1"/>
                   </wp:cNvGraphicFramePr>
@@ -308,7 +308,7 @@
           <w:left w:w="10" w:type="dxa"/>
           <w:right w:w="10" w:type="dxa"/>
         </w:tblCellMar>
-        <w:tblLook w:val="0000" w:firstRow="0" w:lastRow="0" w:firstColumn="0" w:lastColumn="0" w:noHBand="0" w:noVBand="0"/>
+        <w:tblLook w:val="04A0" w:firstRow="1" w:lastRow="0" w:firstColumn="1" w:lastColumn="0" w:noHBand="0" w:noVBand="1"/>
       </w:tblPr>
       <w:tblGrid>
         <w:gridCol w:w="2636"/>
@@ -786,7 +786,7 @@
           <w:left w:w="10" w:type="dxa"/>
           <w:right w:w="10" w:type="dxa"/>
         </w:tblCellMar>
-        <w:tblLook w:val="0000" w:firstRow="0" w:lastRow="0" w:firstColumn="0" w:lastColumn="0" w:noHBand="0" w:noVBand="0"/>
+        <w:tblLook w:val="04A0" w:firstRow="1" w:lastRow="0" w:firstColumn="1" w:lastColumn="0" w:noHBand="0" w:noVBand="1"/>
       </w:tblPr>
       <w:tblGrid>
         <w:gridCol w:w="4042"/>
@@ -1399,7 +1399,7 @@
           <w:left w:w="10" w:type="dxa"/>
           <w:right w:w="10" w:type="dxa"/>
         </w:tblCellMar>
-        <w:tblLook w:val="0000" w:firstRow="0" w:lastRow="0" w:firstColumn="0" w:lastColumn="0" w:noHBand="0" w:noVBand="0"/>
+        <w:tblLook w:val="04A0" w:firstRow="1" w:lastRow="0" w:firstColumn="1" w:lastColumn="0" w:noHBand="0" w:noVBand="1"/>
       </w:tblPr>
       <w:tblGrid>
         <w:gridCol w:w="2636"/>
@@ -1817,7 +1817,7 @@
           <w:left w:w="10" w:type="dxa"/>
           <w:right w:w="10" w:type="dxa"/>
         </w:tblCellMar>
-        <w:tblLook w:val="0000" w:firstRow="0" w:lastRow="0" w:firstColumn="0" w:lastColumn="0" w:noHBand="0" w:noVBand="0"/>
+        <w:tblLook w:val="04A0" w:firstRow="1" w:lastRow="0" w:firstColumn="1" w:lastColumn="0" w:noHBand="0" w:noVBand="1"/>
       </w:tblPr>
       <w:tblGrid>
         <w:gridCol w:w="1054"/>
@@ -2158,7 +2158,7 @@
           <w:left w:w="10" w:type="dxa"/>
           <w:right w:w="10" w:type="dxa"/>
         </w:tblCellMar>
-        <w:tblLook w:val="0000" w:firstRow="0" w:lastRow="0" w:firstColumn="0" w:lastColumn="0" w:noHBand="0" w:noVBand="0"/>
+        <w:tblLook w:val="04A0" w:firstRow="1" w:lastRow="0" w:firstColumn="1" w:lastColumn="0" w:noHBand="0" w:noVBand="1"/>
       </w:tblPr>
       <w:tblGrid>
         <w:gridCol w:w="2636"/>
@@ -2498,7 +2498,7 @@
           <w:left w:w="10" w:type="dxa"/>
           <w:right w:w="10" w:type="dxa"/>
         </w:tblCellMar>
-        <w:tblLook w:val="0000" w:firstRow="0" w:lastRow="0" w:firstColumn="0" w:lastColumn="0" w:noHBand="0" w:noVBand="0"/>
+        <w:tblLook w:val="04A0" w:firstRow="1" w:lastRow="0" w:firstColumn="1" w:lastColumn="0" w:noHBand="0" w:noVBand="1"/>
       </w:tblPr>
       <w:tblGrid>
         <w:gridCol w:w="8787"/>
@@ -2585,7 +2585,7 @@
     <w:sdt>
       <w:sdtPr>
         <w:alias w:val="Contenido"/>
-        <w:id w:val="1001238980"/>
+        <w:id w:val="-1604805009"/>
       </w:sdtPr>
       <w:sdtEndPr/>
       <w:sdtContent>
@@ -2611,7 +2611,7 @@
           <w:r>
             <w:fldChar w:fldCharType="separate"/>
           </w:r>
-          <w:hyperlink w:anchor="_Toc242543438" w:history="1">
+          <w:hyperlink w:anchor="_Toc242545466" w:history="1">
             <w:r>
               <w:rPr>
                 <w:rStyle w:val="Hipervnculo"/>
@@ -2635,7 +2635,7 @@
               <w:rPr>
                 <w:noProof/>
               </w:rPr>
-              <w:instrText xml:space="preserve"> PAGEREF _Toc242543438 \h </w:instrText>
+              <w:instrText xml:space="preserve"> PAGEREF _Toc242545466 \h </w:instrText>
             </w:r>
             <w:r>
               <w:rPr>
@@ -2675,7 +2675,7 @@
               <w14:ligatures w14:val="standardContextual"/>
             </w:rPr>
           </w:pPr>
-          <w:hyperlink w:anchor="_Toc242543439" w:history="1">
+          <w:hyperlink w:anchor="_Toc242545467" w:history="1">
             <w:r>
               <w:rPr>
                 <w:rStyle w:val="Hipervnculo"/>
@@ -2699,7 +2699,7 @@
               <w:rPr>
                 <w:noProof/>
               </w:rPr>
-              <w:instrText xml:space="preserve"> PAGEREF _Toc242543439 \h </w:instrText>
+              <w:instrText xml:space="preserve"> PAGEREF _Toc242545467 \h </w:instrText>
             </w:r>
             <w:r>
               <w:rPr>
@@ -2739,7 +2739,7 @@
               <w14:ligatures w14:val="standardContextual"/>
             </w:rPr>
           </w:pPr>
-          <w:hyperlink w:anchor="_Toc242543440" w:history="1">
+          <w:hyperlink w:anchor="_Toc242545468" w:history="1">
             <w:r>
               <w:rPr>
                 <w:rStyle w:val="Hipervnculo"/>
@@ -2763,7 +2763,7 @@
               <w:rPr>
                 <w:noProof/>
               </w:rPr>
-              <w:instrText xml:space="preserve"> PAGEREF _Toc242543440 \h </w:instrText>
+              <w:instrText xml:space="preserve"> PAGEREF _Toc242545468 \h </w:instrText>
             </w:r>
             <w:r>
               <w:rPr>
@@ -2803,7 +2803,7 @@
               <w14:ligatures w14:val="standardContextual"/>
             </w:rPr>
           </w:pPr>
-          <w:hyperlink w:anchor="_Toc242543441" w:history="1">
+          <w:hyperlink w:anchor="_Toc242545469" w:history="1">
             <w:r>
               <w:rPr>
                 <w:rStyle w:val="Hipervnculo"/>
@@ -2827,7 +2827,7 @@
               <w:rPr>
                 <w:noProof/>
               </w:rPr>
-              <w:instrText xml:space="preserve"> PAGEREF _Toc242543441 \h </w:instrText>
+              <w:instrText xml:space="preserve"> PAGEREF _Toc242545469 \h </w:instrText>
             </w:r>
             <w:r>
               <w:rPr>
@@ -2867,7 +2867,7 @@
               <w14:ligatures w14:val="standardContextual"/>
             </w:rPr>
           </w:pPr>
-          <w:hyperlink w:anchor="_Toc242543442" w:history="1">
+          <w:hyperlink w:anchor="_Toc242545470" w:history="1">
             <w:r>
               <w:rPr>
                 <w:rStyle w:val="Hipervnculo"/>
@@ -2891,7 +2891,7 @@
               <w:rPr>
                 <w:noProof/>
               </w:rPr>
-              <w:instrText xml:space="preserve"> PAGEREF _Toc242543442 \h </w:instrText>
+              <w:instrText xml:space="preserve"> PAGEREF _Toc242545470 \h </w:instrText>
             </w:r>
             <w:r>
               <w:rPr>
@@ -2931,7 +2931,7 @@
               <w14:ligatures w14:val="standardContextual"/>
             </w:rPr>
           </w:pPr>
-          <w:hyperlink w:anchor="_Toc242543443" w:history="1">
+          <w:hyperlink w:anchor="_Toc242545471" w:history="1">
             <w:r>
               <w:rPr>
                 <w:rStyle w:val="Hipervnculo"/>
@@ -2955,7 +2955,7 @@
               <w:rPr>
                 <w:noProof/>
               </w:rPr>
-              <w:instrText xml:space="preserve"> PAGEREF _Toc242543443 \h </w:instrText>
+              <w:instrText xml:space="preserve"> PAGEREF _Toc242545471 \h </w:instrText>
             </w:r>
             <w:r>
               <w:rPr>
@@ -3005,7 +3005,7 @@
       <w:pPr>
         <w:pStyle w:val="Ttulo1"/>
       </w:pPr>
-      <w:bookmarkStart w:id="0" w:name="_Toc242543438"/>
+      <w:bookmarkStart w:id="0" w:name="_Toc242545466"/>
       <w:r>
         <w:lastRenderedPageBreak/>
         <w:t>1. Corte y método</w:t>
@@ -3025,7 +3025,7 @@
       <w:pPr>
         <w:pStyle w:val="Ttulo1"/>
       </w:pPr>
-      <w:bookmarkStart w:id="1" w:name="_Toc242543439"/>
+      <w:bookmarkStart w:id="1" w:name="_Toc242545467"/>
       <w:r>
         <w:t>2. Indicadores</w:t>
       </w:r>
@@ -3073,7 +3073,7 @@
           <w:left w:w="10" w:type="dxa"/>
           <w:right w:w="10" w:type="dxa"/>
         </w:tblCellMar>
-        <w:tblLook w:val="0000" w:firstRow="0" w:lastRow="0" w:firstColumn="0" w:lastColumn="0" w:noHBand="0" w:noVBand="0"/>
+        <w:tblLook w:val="04A0" w:firstRow="1" w:lastRow="0" w:firstColumn="1" w:lastColumn="0" w:noHBand="0" w:noVBand="1"/>
       </w:tblPr>
       <w:tblGrid>
         <w:gridCol w:w="2460"/>
@@ -4104,7 +4104,7 @@
       <w:pPr>
         <w:pStyle w:val="Ttulo1"/>
       </w:pPr>
-      <w:bookmarkStart w:id="2" w:name="_Toc242543440"/>
+      <w:bookmarkStart w:id="2" w:name="_Toc242545468"/>
       <w:r>
         <w:t>3. Comunicaciones por canal</w:t>
       </w:r>
@@ -4152,7 +4152,7 @@
           <w:left w:w="10" w:type="dxa"/>
           <w:right w:w="10" w:type="dxa"/>
         </w:tblCellMar>
-        <w:tblLook w:val="0000" w:firstRow="0" w:lastRow="0" w:firstColumn="0" w:lastColumn="0" w:noHBand="0" w:noVBand="0"/>
+        <w:tblLook w:val="04A0" w:firstRow="1" w:lastRow="0" w:firstColumn="1" w:lastColumn="0" w:noHBand="0" w:noVBand="1"/>
       </w:tblPr>
       <w:tblGrid>
         <w:gridCol w:w="3514"/>
@@ -5626,7 +5626,7 @@
       <w:pPr>
         <w:pStyle w:val="Ttulo1"/>
       </w:pPr>
-      <w:bookmarkStart w:id="3" w:name="_Toc242543441"/>
+      <w:bookmarkStart w:id="3" w:name="_Toc242545469"/>
       <w:r>
         <w:lastRenderedPageBreak/>
         <w:t>4. Cobertura por interesado</w:t>
@@ -5675,7 +5675,7 @@
           <w:left w:w="10" w:type="dxa"/>
           <w:right w:w="10" w:type="dxa"/>
         </w:tblCellMar>
-        <w:tblLook w:val="0000" w:firstRow="0" w:lastRow="0" w:firstColumn="0" w:lastColumn="0" w:noHBand="0" w:noVBand="0"/>
+        <w:tblLook w:val="04A0" w:firstRow="1" w:lastRow="0" w:firstColumn="1" w:lastColumn="0" w:noHBand="0" w:noVBand="1"/>
       </w:tblPr>
       <w:tblGrid>
         <w:gridCol w:w="3514"/>
@@ -8821,7 +8821,7 @@
       <w:pPr>
         <w:pStyle w:val="Ttulo1"/>
       </w:pPr>
-      <w:bookmarkStart w:id="4" w:name="_Toc242543442"/>
+      <w:bookmarkStart w:id="4" w:name="_Toc242545470"/>
       <w:r>
         <w:t>5. Hallazgos</w:t>
       </w:r>
@@ -8901,7 +8901,7 @@
       <w:pPr>
         <w:pStyle w:val="Ttulo1"/>
       </w:pPr>
-      <w:bookmarkStart w:id="5" w:name="_Toc242543443"/>
+      <w:bookmarkStart w:id="5" w:name="_Toc242545471"/>
       <w:r>
         <w:lastRenderedPageBreak/>
         <w:t>6. Acciones</w:t>
@@ -8950,7 +8950,7 @@
           <w:left w:w="10" w:type="dxa"/>
           <w:right w:w="10" w:type="dxa"/>
         </w:tblCellMar>
-        <w:tblLook w:val="0000" w:firstRow="0" w:lastRow="0" w:firstColumn="0" w:lastColumn="0" w:noHBand="0" w:noVBand="0"/>
+        <w:tblLook w:val="04A0" w:firstRow="1" w:lastRow="0" w:firstColumn="1" w:lastColumn="0" w:noHBand="0" w:noVBand="1"/>
       </w:tblPr>
       <w:tblGrid>
         <w:gridCol w:w="5096"/>
@@ -10043,10 +10043,64 @@
 <file path=word/numbering.xml><?xml version="1.0" encoding="utf-8"?>
 <w:numbering xmlns:wpc="http://schemas.microsoft.com/office/word/2010/wordprocessingCanvas" xmlns:cx="http://schemas.microsoft.com/office/drawing/2014/chartex" xmlns:cx1="http://schemas.microsoft.com/office/drawing/2015/9/8/chartex" xmlns:cx2="http://schemas.microsoft.com/office/drawing/2015/10/21/chartex" xmlns:cx3="http://schemas.microsoft.com/office/drawing/2016/5/9/chartex" xmlns:cx4="http://schemas.microsoft.com/office/drawing/2016/5/10/chartex" xmlns:cx5="http://schemas.microsoft.com/office/drawing/2016/5/11/chartex" xmlns:cx6="http://schemas.microsoft.com/office/drawing/2016/5/12/chartex" xmlns:cx7="http://schemas.microsoft.com/office/drawing/2016/5/13/chartex" xmlns:cx8="http://schemas.microsoft.com/office/drawing/2016/5/14/chartex" xmlns:mc="http://schemas.openxmlformats.org/markup-compatibility/2006" xmlns:aink="http://schemas.microsoft.com/office/drawing/2016/ink" xmlns:am3d="http://schemas.microsoft.com/office/drawing/2017/model3d" xmlns:o="urn:schemas-microsoft-com:office:office" xmlns:oel="http://schemas.microsoft.com/office/2019/extlst" xmlns:r="http://schemas.openxmlformats.org/officeDocument/2006/relationships" xmlns:m="http://schemas.openxmlformats.org/officeDocument/2006/math" xmlns:v="urn:schemas-microsoft-com:vml" xmlns:wp14="http://schemas.microsoft.com/office/word/2010/wordprocessingDrawing" xmlns:wp="http://schemas.openxmlformats.org/drawingml/2006/wordprocessingDrawing" xmlns:w10="urn:schemas-microsoft-com:office:word" xmlns:w="http://schemas.openxmlformats.org/wordprocessingml/2006/main" xmlns:w14="http://schemas.microsoft.com/office/word/2010/wordml" xmlns:w15="http://schemas.microsoft.com/office/word/2012/wordml" xmlns:w16cex="http://schemas.microsoft.com/office/word/2018/wordml/cex" xmlns:w16cid="http://schemas.microsoft.com/office/word/2016/wordml/cid" xmlns:w16="http://schemas.microsoft.com/office/word/2018/wordml" xmlns:w16du="http://schemas.microsoft.com/office/word/2023/wordml/word16du" xmlns:w16sdtdh="http://schemas.microsoft.com/office/word/2020/wordml/sdtdatahash" xmlns:w16sdtfl="http://schemas.microsoft.com/office/word/2024/wordml/sdtformatlock" xmlns:w16se="http://schemas.microsoft.com/office/word/2015/wordml/symex" xmlns:wpg="http://schemas.microsoft.com/office/word/2010/wordprocessingGroup" xmlns:wpi="http://schemas.microsoft.com/office/word/2010/wordprocessingInk" xmlns:wne="http://schemas.microsoft.com/office/word/2006/wordml" xmlns:wps="http://schemas.microsoft.com/office/word/2010/wordprocessingShape" mc:Ignorable="w14 w15 w16se w16cid w16 w16cex w16sdtdh w16sdtfl w16du wp14">
   <w:abstractNum w:abstractNumId="0" w15:restartNumberingAfterBreak="0">
-    <w:nsid w:val="0CEB3C4E"/>
+    <w:nsid w:val="11DA086B"/>
     <w:multiLevelType w:val="hybridMultilevel"/>
-    <w:tmpl w:val="60CE158A"/>
-    <w:lvl w:ilvl="0" w:tplc="C6DA3D40">
+    <w:tmpl w:val="397A5424"/>
+    <w:lvl w:ilvl="0" w:tplc="4C98B5EA">
+      <w:start w:val="1"/>
+      <w:numFmt w:val="decimal"/>
+      <w:lvlText w:val="%1."/>
+      <w:lvlJc w:val="left"/>
+      <w:pPr>
+        <w:ind w:left="560" w:hanging="340"/>
+      </w:pPr>
+    </w:lvl>
+    <w:lvl w:ilvl="1" w:tplc="8572CE6A">
+      <w:numFmt w:val="decimal"/>
+      <w:lvlText w:val=""/>
+      <w:lvlJc w:val="left"/>
+    </w:lvl>
+    <w:lvl w:ilvl="2" w:tplc="39363C72">
+      <w:numFmt w:val="decimal"/>
+      <w:lvlText w:val=""/>
+      <w:lvlJc w:val="left"/>
+    </w:lvl>
+    <w:lvl w:ilvl="3" w:tplc="70804CBC">
+      <w:numFmt w:val="decimal"/>
+      <w:lvlText w:val=""/>
+      <w:lvlJc w:val="left"/>
+    </w:lvl>
+    <w:lvl w:ilvl="4" w:tplc="1C32268C">
+      <w:numFmt w:val="decimal"/>
+      <w:lvlText w:val=""/>
+      <w:lvlJc w:val="left"/>
+    </w:lvl>
+    <w:lvl w:ilvl="5" w:tplc="48A8D042">
+      <w:numFmt w:val="decimal"/>
+      <w:lvlText w:val=""/>
+      <w:lvlJc w:val="left"/>
+    </w:lvl>
+    <w:lvl w:ilvl="6" w:tplc="131A20C0">
+      <w:numFmt w:val="decimal"/>
+      <w:lvlText w:val=""/>
+      <w:lvlJc w:val="left"/>
+    </w:lvl>
+    <w:lvl w:ilvl="7" w:tplc="D5A48036">
+      <w:numFmt w:val="decimal"/>
+      <w:lvlText w:val=""/>
+      <w:lvlJc w:val="left"/>
+    </w:lvl>
+    <w:lvl w:ilvl="8" w:tplc="FDC4F7EE">
+      <w:numFmt w:val="decimal"/>
+      <w:lvlText w:val=""/>
+      <w:lvlJc w:val="left"/>
+    </w:lvl>
+  </w:abstractNum>
+  <w:abstractNum w:abstractNumId="1" w15:restartNumberingAfterBreak="0">
+    <w:nsid w:val="35D911B2"/>
+    <w:multiLevelType w:val="hybridMultilevel"/>
+    <w:tmpl w:val="F49E003A"/>
+    <w:lvl w:ilvl="0" w:tplc="F26CC694">
       <w:start w:val="1"/>
       <w:numFmt w:val="bullet"/>
       <w:lvlText w:val="•"/>
@@ -10055,106 +10109,52 @@
         <w:ind w:left="560" w:hanging="280"/>
       </w:pPr>
     </w:lvl>
-    <w:lvl w:ilvl="1" w:tplc="1D12A802">
+    <w:lvl w:ilvl="1" w:tplc="9E5CC218">
       <w:numFmt w:val="decimal"/>
       <w:lvlText w:val=""/>
       <w:lvlJc w:val="left"/>
     </w:lvl>
-    <w:lvl w:ilvl="2" w:tplc="DFC0420E">
+    <w:lvl w:ilvl="2" w:tplc="C082E29E">
       <w:numFmt w:val="decimal"/>
       <w:lvlText w:val=""/>
       <w:lvlJc w:val="left"/>
     </w:lvl>
-    <w:lvl w:ilvl="3" w:tplc="985A335C">
+    <w:lvl w:ilvl="3" w:tplc="88D03894">
       <w:numFmt w:val="decimal"/>
       <w:lvlText w:val=""/>
       <w:lvlJc w:val="left"/>
     </w:lvl>
-    <w:lvl w:ilvl="4" w:tplc="AA924330">
+    <w:lvl w:ilvl="4" w:tplc="026AEB2E">
       <w:numFmt w:val="decimal"/>
       <w:lvlText w:val=""/>
       <w:lvlJc w:val="left"/>
     </w:lvl>
-    <w:lvl w:ilvl="5" w:tplc="1D464B98">
+    <w:lvl w:ilvl="5" w:tplc="D5AA73EC">
       <w:numFmt w:val="decimal"/>
       <w:lvlText w:val=""/>
       <w:lvlJc w:val="left"/>
     </w:lvl>
-    <w:lvl w:ilvl="6" w:tplc="578A9E6C">
+    <w:lvl w:ilvl="6" w:tplc="834EAA18">
       <w:numFmt w:val="decimal"/>
       <w:lvlText w:val=""/>
       <w:lvlJc w:val="left"/>
     </w:lvl>
-    <w:lvl w:ilvl="7" w:tplc="08367E38">
+    <w:lvl w:ilvl="7" w:tplc="D9E273AC">
       <w:numFmt w:val="decimal"/>
       <w:lvlText w:val=""/>
       <w:lvlJc w:val="left"/>
     </w:lvl>
-    <w:lvl w:ilvl="8" w:tplc="AF2E0C2E">
-      <w:numFmt w:val="decimal"/>
-      <w:lvlText w:val=""/>
-      <w:lvlJc w:val="left"/>
-    </w:lvl>
-  </w:abstractNum>
-  <w:abstractNum w:abstractNumId="1" w15:restartNumberingAfterBreak="0">
-    <w:nsid w:val="12FC024B"/>
-    <w:multiLevelType w:val="hybridMultilevel"/>
-    <w:tmpl w:val="470C230A"/>
-    <w:lvl w:ilvl="0" w:tplc="BD2827BA">
-      <w:start w:val="1"/>
-      <w:numFmt w:val="decimal"/>
-      <w:lvlText w:val="%1."/>
-      <w:lvlJc w:val="left"/>
-      <w:pPr>
-        <w:ind w:left="560" w:hanging="340"/>
-      </w:pPr>
-    </w:lvl>
-    <w:lvl w:ilvl="1" w:tplc="87A67BAA">
-      <w:numFmt w:val="decimal"/>
-      <w:lvlText w:val=""/>
-      <w:lvlJc w:val="left"/>
-    </w:lvl>
-    <w:lvl w:ilvl="2" w:tplc="AEA2311A">
-      <w:numFmt w:val="decimal"/>
-      <w:lvlText w:val=""/>
-      <w:lvlJc w:val="left"/>
-    </w:lvl>
-    <w:lvl w:ilvl="3" w:tplc="0FD227C2">
-      <w:numFmt w:val="decimal"/>
-      <w:lvlText w:val=""/>
-      <w:lvlJc w:val="left"/>
-    </w:lvl>
-    <w:lvl w:ilvl="4" w:tplc="9B2C5960">
-      <w:numFmt w:val="decimal"/>
-      <w:lvlText w:val=""/>
-      <w:lvlJc w:val="left"/>
-    </w:lvl>
-    <w:lvl w:ilvl="5" w:tplc="50BC8FF6">
-      <w:numFmt w:val="decimal"/>
-      <w:lvlText w:val=""/>
-      <w:lvlJc w:val="left"/>
-    </w:lvl>
-    <w:lvl w:ilvl="6" w:tplc="413CEDA0">
-      <w:numFmt w:val="decimal"/>
-      <w:lvlText w:val=""/>
-      <w:lvlJc w:val="left"/>
-    </w:lvl>
-    <w:lvl w:ilvl="7" w:tplc="DB58824E">
-      <w:numFmt w:val="decimal"/>
-      <w:lvlText w:val=""/>
-      <w:lvlJc w:val="left"/>
-    </w:lvl>
-    <w:lvl w:ilvl="8" w:tplc="5B92853A">
+    <w:lvl w:ilvl="8" w:tplc="FC54B266">
       <w:numFmt w:val="decimal"/>
       <w:lvlText w:val=""/>
       <w:lvlJc w:val="left"/>
     </w:lvl>
   </w:abstractNum>
   <w:abstractNum w:abstractNumId="2" w15:restartNumberingAfterBreak="0">
-    <w:nsid w:val="1E5F5922"/>
+    <w:nsid w:val="3C1A65E5"/>
     <w:multiLevelType w:val="hybridMultilevel"/>
-    <w:tmpl w:val="62364448"/>
-    <w:lvl w:ilvl="0" w:tplc="F06C2864">
+    <w:tmpl w:val="A566BFA4"/>
+    <w:lvl w:ilvl="0" w:tplc="9C363934">
       <w:start w:val="1"/>
       <w:numFmt w:val="bullet"/>
       <w:lvlText w:val="●"/>
@@ -10163,7 +10163,7 @@
         <w:ind w:left="720" w:hanging="360"/>
       </w:pPr>
     </w:lvl>
-    <w:lvl w:ilvl="1" w:tplc="D0A875CC">
+    <w:lvl w:ilvl="1" w:tplc="DC646FD4">
       <w:start w:val="1"/>
       <w:numFmt w:val="bullet"/>
       <w:lvlText w:val="○"/>
@@ -10172,7 +10172,7 @@
         <w:ind w:left="1440" w:hanging="360"/>
       </w:pPr>
     </w:lvl>
-    <w:lvl w:ilvl="2" w:tplc="80329290">
+    <w:lvl w:ilvl="2" w:tplc="925EC426">
       <w:start w:val="1"/>
       <w:numFmt w:val="bullet"/>
       <w:lvlText w:val="■"/>
@@ -10181,7 +10181,7 @@
         <w:ind w:left="2160" w:hanging="360"/>
       </w:pPr>
     </w:lvl>
-    <w:lvl w:ilvl="3" w:tplc="2F7045B4">
+    <w:lvl w:ilvl="3" w:tplc="5CC45D90">
       <w:start w:val="1"/>
       <w:numFmt w:val="bullet"/>
       <w:lvlText w:val="●"/>
@@ -10190,7 +10190,7 @@
         <w:ind w:left="2880" w:hanging="360"/>
       </w:pPr>
     </w:lvl>
-    <w:lvl w:ilvl="4" w:tplc="83806E06">
+    <w:lvl w:ilvl="4" w:tplc="E5D26DB8">
       <w:start w:val="1"/>
       <w:numFmt w:val="bullet"/>
       <w:lvlText w:val="○"/>
@@ -10199,7 +10199,7 @@
         <w:ind w:left="3600" w:hanging="360"/>
       </w:pPr>
     </w:lvl>
-    <w:lvl w:ilvl="5" w:tplc="5966F77C">
+    <w:lvl w:ilvl="5" w:tplc="B748F8C2">
       <w:start w:val="1"/>
       <w:numFmt w:val="bullet"/>
       <w:lvlText w:val="■"/>
@@ -10208,7 +10208,7 @@
         <w:ind w:left="4320" w:hanging="360"/>
       </w:pPr>
     </w:lvl>
-    <w:lvl w:ilvl="6" w:tplc="FF90BE66">
+    <w:lvl w:ilvl="6" w:tplc="E6448216">
       <w:start w:val="1"/>
       <w:numFmt w:val="bullet"/>
       <w:lvlText w:val="●"/>
@@ -10217,7 +10217,7 @@
         <w:ind w:left="5040" w:hanging="360"/>
       </w:pPr>
     </w:lvl>
-    <w:lvl w:ilvl="7" w:tplc="EC923C30">
+    <w:lvl w:ilvl="7" w:tplc="05363732">
       <w:start w:val="1"/>
       <w:numFmt w:val="bullet"/>
       <w:lvlText w:val="●"/>
@@ -10226,7 +10226,7 @@
         <w:ind w:left="5760" w:hanging="360"/>
       </w:pPr>
     </w:lvl>
-    <w:lvl w:ilvl="8" w:tplc="59E060F0">
+    <w:lvl w:ilvl="8" w:tplc="C04CAB22">
       <w:start w:val="1"/>
       <w:numFmt w:val="bullet"/>
       <w:lvlText w:val="●"/>
@@ -10236,20 +10236,20 @@
       </w:pPr>
     </w:lvl>
   </w:abstractNum>
-  <w:num w:numId="1" w16cid:durableId="1615552712">
+  <w:num w:numId="1" w16cid:durableId="2096783450">
     <w:abstractNumId w:val="2"/>
     <w:lvlOverride w:ilvl="0">
       <w:startOverride w:val="1"/>
     </w:lvlOverride>
   </w:num>
-  <w:num w:numId="2" w16cid:durableId="1261068182">
-    <w:abstractNumId w:val="0"/>
+  <w:num w:numId="2" w16cid:durableId="1914125432">
+    <w:abstractNumId w:val="1"/>
     <w:lvlOverride w:ilvl="0">
       <w:startOverride w:val="1"/>
     </w:lvlOverride>
   </w:num>
-  <w:num w:numId="3" w16cid:durableId="162286136">
-    <w:abstractNumId w:val="1"/>
+  <w:num w:numId="3" w16cid:durableId="1073940361">
+    <w:abstractNumId w:val="0"/>
     <w:lvlOverride w:ilvl="0">
       <w:startOverride w:val="1"/>
     </w:lvlOverride>
@@ -10842,7 +10842,7 @@
     <w:autoRedefine/>
     <w:uiPriority w:val="39"/>
     <w:unhideWhenUsed/>
-    <w:rsid w:val="00F555A9"/>
+    <w:rsid w:val="004453A9"/>
     <w:pPr>
       <w:spacing w:after="100"/>
     </w:pPr>

--- a/public/documentos/INT-07-informe-de-monitoreo-de-las-comunicaciones-n-1.docx
+++ b/public/documentos/INT-07-informe-de-monitoreo-de-las-comunicaciones-n-1.docx
@@ -52,7 +52,7 @@
                 <w:noProof/>
               </w:rPr>
               <w:drawing>
-                <wp:inline distT="0" distB="0" distL="0" distR="0" wp14:anchorId="4C86CFFD" wp14:editId="6AE60941">
+                <wp:inline distT="0" distB="0" distL="0" distR="0" wp14:anchorId="6186744E" wp14:editId="7E28BDE8">
                   <wp:extent cx="990600" cy="990600"/>
                   <wp:effectExtent l="0" t="0" r="0" b="0"/>
                   <wp:docPr id="1" name="Imagen 1"/>
@@ -171,10 +171,10 @@
                 <w:noProof/>
               </w:rPr>
               <w:drawing>
-                <wp:inline distT="0" distB="0" distL="0" distR="0" wp14:anchorId="15FDF57B" wp14:editId="4ABF34B1">
+                <wp:inline distT="0" distB="0" distL="0" distR="0" wp14:anchorId="7C0A6ADC" wp14:editId="36B2643F">
                   <wp:extent cx="800100" cy="800100"/>
                   <wp:effectExtent l="0" t="0" r="0" b="0"/>
-                  <wp:docPr id="1675779907" name="Imagen 1675779907"/>
+                  <wp:docPr id="1532910446" name="Imagen 1532910446"/>
                   <wp:cNvGraphicFramePr>
                     <a:graphicFrameLocks xmlns:a="http://schemas.openxmlformats.org/drawingml/2006/main" noChangeAspect="1"/>
                   </wp:cNvGraphicFramePr>
@@ -2585,7 +2585,7 @@
     <w:sdt>
       <w:sdtPr>
         <w:alias w:val="Contenido"/>
-        <w:id w:val="-1604805009"/>
+        <w:id w:val="602303757"/>
       </w:sdtPr>
       <w:sdtEndPr/>
       <w:sdtContent>
@@ -2611,7 +2611,7 @@
           <w:r>
             <w:fldChar w:fldCharType="separate"/>
           </w:r>
-          <w:hyperlink w:anchor="_Toc242545466" w:history="1">
+          <w:hyperlink w:anchor="_Toc242549680" w:history="1">
             <w:r>
               <w:rPr>
                 <w:rStyle w:val="Hipervnculo"/>
@@ -2635,7 +2635,7 @@
               <w:rPr>
                 <w:noProof/>
               </w:rPr>
-              <w:instrText xml:space="preserve"> PAGEREF _Toc242545466 \h </w:instrText>
+              <w:instrText xml:space="preserve"> PAGEREF _Toc242549680 \h </w:instrText>
             </w:r>
             <w:r>
               <w:rPr>
@@ -2675,7 +2675,7 @@
               <w14:ligatures w14:val="standardContextual"/>
             </w:rPr>
           </w:pPr>
-          <w:hyperlink w:anchor="_Toc242545467" w:history="1">
+          <w:hyperlink w:anchor="_Toc242549681" w:history="1">
             <w:r>
               <w:rPr>
                 <w:rStyle w:val="Hipervnculo"/>
@@ -2699,7 +2699,7 @@
               <w:rPr>
                 <w:noProof/>
               </w:rPr>
-              <w:instrText xml:space="preserve"> PAGEREF _Toc242545467 \h </w:instrText>
+              <w:instrText xml:space="preserve"> PAGEREF _Toc242549681 \h </w:instrText>
             </w:r>
             <w:r>
               <w:rPr>
@@ -2739,7 +2739,7 @@
               <w14:ligatures w14:val="standardContextual"/>
             </w:rPr>
           </w:pPr>
-          <w:hyperlink w:anchor="_Toc242545468" w:history="1">
+          <w:hyperlink w:anchor="_Toc242549682" w:history="1">
             <w:r>
               <w:rPr>
                 <w:rStyle w:val="Hipervnculo"/>
@@ -2763,7 +2763,7 @@
               <w:rPr>
                 <w:noProof/>
               </w:rPr>
-              <w:instrText xml:space="preserve"> PAGEREF _Toc242545468 \h </w:instrText>
+              <w:instrText xml:space="preserve"> PAGEREF _Toc242549682 \h </w:instrText>
             </w:r>
             <w:r>
               <w:rPr>
@@ -2803,7 +2803,7 @@
               <w14:ligatures w14:val="standardContextual"/>
             </w:rPr>
           </w:pPr>
-          <w:hyperlink w:anchor="_Toc242545469" w:history="1">
+          <w:hyperlink w:anchor="_Toc242549683" w:history="1">
             <w:r>
               <w:rPr>
                 <w:rStyle w:val="Hipervnculo"/>
@@ -2827,7 +2827,7 @@
               <w:rPr>
                 <w:noProof/>
               </w:rPr>
-              <w:instrText xml:space="preserve"> PAGEREF _Toc242545469 \h </w:instrText>
+              <w:instrText xml:space="preserve"> PAGEREF _Toc242549683 \h </w:instrText>
             </w:r>
             <w:r>
               <w:rPr>
@@ -2867,7 +2867,7 @@
               <w14:ligatures w14:val="standardContextual"/>
             </w:rPr>
           </w:pPr>
-          <w:hyperlink w:anchor="_Toc242545470" w:history="1">
+          <w:hyperlink w:anchor="_Toc242549684" w:history="1">
             <w:r>
               <w:rPr>
                 <w:rStyle w:val="Hipervnculo"/>
@@ -2891,7 +2891,7 @@
               <w:rPr>
                 <w:noProof/>
               </w:rPr>
-              <w:instrText xml:space="preserve"> PAGEREF _Toc242545470 \h </w:instrText>
+              <w:instrText xml:space="preserve"> PAGEREF _Toc242549684 \h </w:instrText>
             </w:r>
             <w:r>
               <w:rPr>
@@ -2931,7 +2931,7 @@
               <w14:ligatures w14:val="standardContextual"/>
             </w:rPr>
           </w:pPr>
-          <w:hyperlink w:anchor="_Toc242545471" w:history="1">
+          <w:hyperlink w:anchor="_Toc242549685" w:history="1">
             <w:r>
               <w:rPr>
                 <w:rStyle w:val="Hipervnculo"/>
@@ -2955,7 +2955,7 @@
               <w:rPr>
                 <w:noProof/>
               </w:rPr>
-              <w:instrText xml:space="preserve"> PAGEREF _Toc242545471 \h </w:instrText>
+              <w:instrText xml:space="preserve"> PAGEREF _Toc242549685 \h </w:instrText>
             </w:r>
             <w:r>
               <w:rPr>
@@ -3005,7 +3005,7 @@
       <w:pPr>
         <w:pStyle w:val="Ttulo1"/>
       </w:pPr>
-      <w:bookmarkStart w:id="0" w:name="_Toc242545466"/>
+      <w:bookmarkStart w:id="0" w:name="_Toc242549680"/>
       <w:r>
         <w:lastRenderedPageBreak/>
         <w:t>1. Corte y método</w:t>
@@ -3025,7 +3025,7 @@
       <w:pPr>
         <w:pStyle w:val="Ttulo1"/>
       </w:pPr>
-      <w:bookmarkStart w:id="1" w:name="_Toc242545467"/>
+      <w:bookmarkStart w:id="1" w:name="_Toc242549681"/>
       <w:r>
         <w:t>2. Indicadores</w:t>
       </w:r>
@@ -4104,7 +4104,7 @@
       <w:pPr>
         <w:pStyle w:val="Ttulo1"/>
       </w:pPr>
-      <w:bookmarkStart w:id="2" w:name="_Toc242545468"/>
+      <w:bookmarkStart w:id="2" w:name="_Toc242549682"/>
       <w:r>
         <w:t>3. Comunicaciones por canal</w:t>
       </w:r>
@@ -5626,7 +5626,7 @@
       <w:pPr>
         <w:pStyle w:val="Ttulo1"/>
       </w:pPr>
-      <w:bookmarkStart w:id="3" w:name="_Toc242545469"/>
+      <w:bookmarkStart w:id="3" w:name="_Toc242549683"/>
       <w:r>
         <w:lastRenderedPageBreak/>
         <w:t>4. Cobertura por interesado</w:t>
@@ -8821,7 +8821,7 @@
       <w:pPr>
         <w:pStyle w:val="Ttulo1"/>
       </w:pPr>
-      <w:bookmarkStart w:id="4" w:name="_Toc242545470"/>
+      <w:bookmarkStart w:id="4" w:name="_Toc242549684"/>
       <w:r>
         <w:t>5. Hallazgos</w:t>
       </w:r>
@@ -8901,7 +8901,7 @@
       <w:pPr>
         <w:pStyle w:val="Ttulo1"/>
       </w:pPr>
-      <w:bookmarkStart w:id="5" w:name="_Toc242545471"/>
+      <w:bookmarkStart w:id="5" w:name="_Toc242549685"/>
       <w:r>
         <w:lastRenderedPageBreak/>
         <w:t>6. Acciones</w:t>
@@ -10043,118 +10043,10 @@
 <file path=word/numbering.xml><?xml version="1.0" encoding="utf-8"?>
 <w:numbering xmlns:wpc="http://schemas.microsoft.com/office/word/2010/wordprocessingCanvas" xmlns:cx="http://schemas.microsoft.com/office/drawing/2014/chartex" xmlns:cx1="http://schemas.microsoft.com/office/drawing/2015/9/8/chartex" xmlns:cx2="http://schemas.microsoft.com/office/drawing/2015/10/21/chartex" xmlns:cx3="http://schemas.microsoft.com/office/drawing/2016/5/9/chartex" xmlns:cx4="http://schemas.microsoft.com/office/drawing/2016/5/10/chartex" xmlns:cx5="http://schemas.microsoft.com/office/drawing/2016/5/11/chartex" xmlns:cx6="http://schemas.microsoft.com/office/drawing/2016/5/12/chartex" xmlns:cx7="http://schemas.microsoft.com/office/drawing/2016/5/13/chartex" xmlns:cx8="http://schemas.microsoft.com/office/drawing/2016/5/14/chartex" xmlns:mc="http://schemas.openxmlformats.org/markup-compatibility/2006" xmlns:aink="http://schemas.microsoft.com/office/drawing/2016/ink" xmlns:am3d="http://schemas.microsoft.com/office/drawing/2017/model3d" xmlns:o="urn:schemas-microsoft-com:office:office" xmlns:oel="http://schemas.microsoft.com/office/2019/extlst" xmlns:r="http://schemas.openxmlformats.org/officeDocument/2006/relationships" xmlns:m="http://schemas.openxmlformats.org/officeDocument/2006/math" xmlns:v="urn:schemas-microsoft-com:vml" xmlns:wp14="http://schemas.microsoft.com/office/word/2010/wordprocessingDrawing" xmlns:wp="http://schemas.openxmlformats.org/drawingml/2006/wordprocessingDrawing" xmlns:w10="urn:schemas-microsoft-com:office:word" xmlns:w="http://schemas.openxmlformats.org/wordprocessingml/2006/main" xmlns:w14="http://schemas.microsoft.com/office/word/2010/wordml" xmlns:w15="http://schemas.microsoft.com/office/word/2012/wordml" xmlns:w16cex="http://schemas.microsoft.com/office/word/2018/wordml/cex" xmlns:w16cid="http://schemas.microsoft.com/office/word/2016/wordml/cid" xmlns:w16="http://schemas.microsoft.com/office/word/2018/wordml" xmlns:w16du="http://schemas.microsoft.com/office/word/2023/wordml/word16du" xmlns:w16sdtdh="http://schemas.microsoft.com/office/word/2020/wordml/sdtdatahash" xmlns:w16sdtfl="http://schemas.microsoft.com/office/word/2024/wordml/sdtformatlock" xmlns:w16se="http://schemas.microsoft.com/office/word/2015/wordml/symex" xmlns:wpg="http://schemas.microsoft.com/office/word/2010/wordprocessingGroup" xmlns:wpi="http://schemas.microsoft.com/office/word/2010/wordprocessingInk" xmlns:wne="http://schemas.microsoft.com/office/word/2006/wordml" xmlns:wps="http://schemas.microsoft.com/office/word/2010/wordprocessingShape" mc:Ignorable="w14 w15 w16se w16cid w16 w16cex w16sdtdh w16sdtfl w16du wp14">
   <w:abstractNum w:abstractNumId="0" w15:restartNumberingAfterBreak="0">
-    <w:nsid w:val="11DA086B"/>
+    <w:nsid w:val="50F22B75"/>
     <w:multiLevelType w:val="hybridMultilevel"/>
-    <w:tmpl w:val="397A5424"/>
-    <w:lvl w:ilvl="0" w:tplc="4C98B5EA">
-      <w:start w:val="1"/>
-      <w:numFmt w:val="decimal"/>
-      <w:lvlText w:val="%1."/>
-      <w:lvlJc w:val="left"/>
-      <w:pPr>
-        <w:ind w:left="560" w:hanging="340"/>
-      </w:pPr>
-    </w:lvl>
-    <w:lvl w:ilvl="1" w:tplc="8572CE6A">
-      <w:numFmt w:val="decimal"/>
-      <w:lvlText w:val=""/>
-      <w:lvlJc w:val="left"/>
-    </w:lvl>
-    <w:lvl w:ilvl="2" w:tplc="39363C72">
-      <w:numFmt w:val="decimal"/>
-      <w:lvlText w:val=""/>
-      <w:lvlJc w:val="left"/>
-    </w:lvl>
-    <w:lvl w:ilvl="3" w:tplc="70804CBC">
-      <w:numFmt w:val="decimal"/>
-      <w:lvlText w:val=""/>
-      <w:lvlJc w:val="left"/>
-    </w:lvl>
-    <w:lvl w:ilvl="4" w:tplc="1C32268C">
-      <w:numFmt w:val="decimal"/>
-      <w:lvlText w:val=""/>
-      <w:lvlJc w:val="left"/>
-    </w:lvl>
-    <w:lvl w:ilvl="5" w:tplc="48A8D042">
-      <w:numFmt w:val="decimal"/>
-      <w:lvlText w:val=""/>
-      <w:lvlJc w:val="left"/>
-    </w:lvl>
-    <w:lvl w:ilvl="6" w:tplc="131A20C0">
-      <w:numFmt w:val="decimal"/>
-      <w:lvlText w:val=""/>
-      <w:lvlJc w:val="left"/>
-    </w:lvl>
-    <w:lvl w:ilvl="7" w:tplc="D5A48036">
-      <w:numFmt w:val="decimal"/>
-      <w:lvlText w:val=""/>
-      <w:lvlJc w:val="left"/>
-    </w:lvl>
-    <w:lvl w:ilvl="8" w:tplc="FDC4F7EE">
-      <w:numFmt w:val="decimal"/>
-      <w:lvlText w:val=""/>
-      <w:lvlJc w:val="left"/>
-    </w:lvl>
-  </w:abstractNum>
-  <w:abstractNum w:abstractNumId="1" w15:restartNumberingAfterBreak="0">
-    <w:nsid w:val="35D911B2"/>
-    <w:multiLevelType w:val="hybridMultilevel"/>
-    <w:tmpl w:val="F49E003A"/>
-    <w:lvl w:ilvl="0" w:tplc="F26CC694">
-      <w:start w:val="1"/>
-      <w:numFmt w:val="bullet"/>
-      <w:lvlText w:val="•"/>
-      <w:lvlJc w:val="left"/>
-      <w:pPr>
-        <w:ind w:left="560" w:hanging="280"/>
-      </w:pPr>
-    </w:lvl>
-    <w:lvl w:ilvl="1" w:tplc="9E5CC218">
-      <w:numFmt w:val="decimal"/>
-      <w:lvlText w:val=""/>
-      <w:lvlJc w:val="left"/>
-    </w:lvl>
-    <w:lvl w:ilvl="2" w:tplc="C082E29E">
-      <w:numFmt w:val="decimal"/>
-      <w:lvlText w:val=""/>
-      <w:lvlJc w:val="left"/>
-    </w:lvl>
-    <w:lvl w:ilvl="3" w:tplc="88D03894">
-      <w:numFmt w:val="decimal"/>
-      <w:lvlText w:val=""/>
-      <w:lvlJc w:val="left"/>
-    </w:lvl>
-    <w:lvl w:ilvl="4" w:tplc="026AEB2E">
-      <w:numFmt w:val="decimal"/>
-      <w:lvlText w:val=""/>
-      <w:lvlJc w:val="left"/>
-    </w:lvl>
-    <w:lvl w:ilvl="5" w:tplc="D5AA73EC">
-      <w:numFmt w:val="decimal"/>
-      <w:lvlText w:val=""/>
-      <w:lvlJc w:val="left"/>
-    </w:lvl>
-    <w:lvl w:ilvl="6" w:tplc="834EAA18">
-      <w:numFmt w:val="decimal"/>
-      <w:lvlText w:val=""/>
-      <w:lvlJc w:val="left"/>
-    </w:lvl>
-    <w:lvl w:ilvl="7" w:tplc="D9E273AC">
-      <w:numFmt w:val="decimal"/>
-      <w:lvlText w:val=""/>
-      <w:lvlJc w:val="left"/>
-    </w:lvl>
-    <w:lvl w:ilvl="8" w:tplc="FC54B266">
-      <w:numFmt w:val="decimal"/>
-      <w:lvlText w:val=""/>
-      <w:lvlJc w:val="left"/>
-    </w:lvl>
-  </w:abstractNum>
-  <w:abstractNum w:abstractNumId="2" w15:restartNumberingAfterBreak="0">
-    <w:nsid w:val="3C1A65E5"/>
-    <w:multiLevelType w:val="hybridMultilevel"/>
-    <w:tmpl w:val="A566BFA4"/>
-    <w:lvl w:ilvl="0" w:tplc="9C363934">
+    <w:tmpl w:val="B8567386"/>
+    <w:lvl w:ilvl="0" w:tplc="5B4831BC">
       <w:start w:val="1"/>
       <w:numFmt w:val="bullet"/>
       <w:lvlText w:val="●"/>
@@ -10163,7 +10055,7 @@
         <w:ind w:left="720" w:hanging="360"/>
       </w:pPr>
     </w:lvl>
-    <w:lvl w:ilvl="1" w:tplc="DC646FD4">
+    <w:lvl w:ilvl="1" w:tplc="7FD0F6B2">
       <w:start w:val="1"/>
       <w:numFmt w:val="bullet"/>
       <w:lvlText w:val="○"/>
@@ -10172,7 +10064,7 @@
         <w:ind w:left="1440" w:hanging="360"/>
       </w:pPr>
     </w:lvl>
-    <w:lvl w:ilvl="2" w:tplc="925EC426">
+    <w:lvl w:ilvl="2" w:tplc="B40CE468">
       <w:start w:val="1"/>
       <w:numFmt w:val="bullet"/>
       <w:lvlText w:val="■"/>
@@ -10181,7 +10073,7 @@
         <w:ind w:left="2160" w:hanging="360"/>
       </w:pPr>
     </w:lvl>
-    <w:lvl w:ilvl="3" w:tplc="5CC45D90">
+    <w:lvl w:ilvl="3" w:tplc="2F2AC3DA">
       <w:start w:val="1"/>
       <w:numFmt w:val="bullet"/>
       <w:lvlText w:val="●"/>
@@ -10190,7 +10082,7 @@
         <w:ind w:left="2880" w:hanging="360"/>
       </w:pPr>
     </w:lvl>
-    <w:lvl w:ilvl="4" w:tplc="E5D26DB8">
+    <w:lvl w:ilvl="4" w:tplc="24ECC234">
       <w:start w:val="1"/>
       <w:numFmt w:val="bullet"/>
       <w:lvlText w:val="○"/>
@@ -10199,7 +10091,7 @@
         <w:ind w:left="3600" w:hanging="360"/>
       </w:pPr>
     </w:lvl>
-    <w:lvl w:ilvl="5" w:tplc="B748F8C2">
+    <w:lvl w:ilvl="5" w:tplc="C07A902A">
       <w:start w:val="1"/>
       <w:numFmt w:val="bullet"/>
       <w:lvlText w:val="■"/>
@@ -10208,7 +10100,7 @@
         <w:ind w:left="4320" w:hanging="360"/>
       </w:pPr>
     </w:lvl>
-    <w:lvl w:ilvl="6" w:tplc="E6448216">
+    <w:lvl w:ilvl="6" w:tplc="02F8397C">
       <w:start w:val="1"/>
       <w:numFmt w:val="bullet"/>
       <w:lvlText w:val="●"/>
@@ -10217,7 +10109,7 @@
         <w:ind w:left="5040" w:hanging="360"/>
       </w:pPr>
     </w:lvl>
-    <w:lvl w:ilvl="7" w:tplc="05363732">
+    <w:lvl w:ilvl="7" w:tplc="A3B848EE">
       <w:start w:val="1"/>
       <w:numFmt w:val="bullet"/>
       <w:lvlText w:val="●"/>
@@ -10226,7 +10118,7 @@
         <w:ind w:left="5760" w:hanging="360"/>
       </w:pPr>
     </w:lvl>
-    <w:lvl w:ilvl="8" w:tplc="C04CAB22">
+    <w:lvl w:ilvl="8" w:tplc="503C6F3C">
       <w:start w:val="1"/>
       <w:numFmt w:val="bullet"/>
       <w:lvlText w:val="●"/>
@@ -10236,20 +10128,128 @@
       </w:pPr>
     </w:lvl>
   </w:abstractNum>
-  <w:num w:numId="1" w16cid:durableId="2096783450">
+  <w:abstractNum w:abstractNumId="1" w15:restartNumberingAfterBreak="0">
+    <w:nsid w:val="51C65DB7"/>
+    <w:multiLevelType w:val="hybridMultilevel"/>
+    <w:tmpl w:val="DF50B6EC"/>
+    <w:lvl w:ilvl="0" w:tplc="2D66FB08">
+      <w:start w:val="1"/>
+      <w:numFmt w:val="decimal"/>
+      <w:lvlText w:val="%1."/>
+      <w:lvlJc w:val="left"/>
+      <w:pPr>
+        <w:ind w:left="560" w:hanging="340"/>
+      </w:pPr>
+    </w:lvl>
+    <w:lvl w:ilvl="1" w:tplc="1D360874">
+      <w:numFmt w:val="decimal"/>
+      <w:lvlText w:val=""/>
+      <w:lvlJc w:val="left"/>
+    </w:lvl>
+    <w:lvl w:ilvl="2" w:tplc="95461DAE">
+      <w:numFmt w:val="decimal"/>
+      <w:lvlText w:val=""/>
+      <w:lvlJc w:val="left"/>
+    </w:lvl>
+    <w:lvl w:ilvl="3" w:tplc="0902D26E">
+      <w:numFmt w:val="decimal"/>
+      <w:lvlText w:val=""/>
+      <w:lvlJc w:val="left"/>
+    </w:lvl>
+    <w:lvl w:ilvl="4" w:tplc="7370FF74">
+      <w:numFmt w:val="decimal"/>
+      <w:lvlText w:val=""/>
+      <w:lvlJc w:val="left"/>
+    </w:lvl>
+    <w:lvl w:ilvl="5" w:tplc="C020FF42">
+      <w:numFmt w:val="decimal"/>
+      <w:lvlText w:val=""/>
+      <w:lvlJc w:val="left"/>
+    </w:lvl>
+    <w:lvl w:ilvl="6" w:tplc="15407CF2">
+      <w:numFmt w:val="decimal"/>
+      <w:lvlText w:val=""/>
+      <w:lvlJc w:val="left"/>
+    </w:lvl>
+    <w:lvl w:ilvl="7" w:tplc="C57477FC">
+      <w:numFmt w:val="decimal"/>
+      <w:lvlText w:val=""/>
+      <w:lvlJc w:val="left"/>
+    </w:lvl>
+    <w:lvl w:ilvl="8" w:tplc="9EDCC72C">
+      <w:numFmt w:val="decimal"/>
+      <w:lvlText w:val=""/>
+      <w:lvlJc w:val="left"/>
+    </w:lvl>
+  </w:abstractNum>
+  <w:abstractNum w:abstractNumId="2" w15:restartNumberingAfterBreak="0">
+    <w:nsid w:val="7D642A90"/>
+    <w:multiLevelType w:val="hybridMultilevel"/>
+    <w:tmpl w:val="34F2A9F8"/>
+    <w:lvl w:ilvl="0" w:tplc="275A0FEA">
+      <w:start w:val="1"/>
+      <w:numFmt w:val="bullet"/>
+      <w:lvlText w:val="•"/>
+      <w:lvlJc w:val="left"/>
+      <w:pPr>
+        <w:ind w:left="560" w:hanging="280"/>
+      </w:pPr>
+    </w:lvl>
+    <w:lvl w:ilvl="1" w:tplc="E69EE2C6">
+      <w:numFmt w:val="decimal"/>
+      <w:lvlText w:val=""/>
+      <w:lvlJc w:val="left"/>
+    </w:lvl>
+    <w:lvl w:ilvl="2" w:tplc="613E0AB8">
+      <w:numFmt w:val="decimal"/>
+      <w:lvlText w:val=""/>
+      <w:lvlJc w:val="left"/>
+    </w:lvl>
+    <w:lvl w:ilvl="3" w:tplc="99B40C8A">
+      <w:numFmt w:val="decimal"/>
+      <w:lvlText w:val=""/>
+      <w:lvlJc w:val="left"/>
+    </w:lvl>
+    <w:lvl w:ilvl="4" w:tplc="8FA40562">
+      <w:numFmt w:val="decimal"/>
+      <w:lvlText w:val=""/>
+      <w:lvlJc w:val="left"/>
+    </w:lvl>
+    <w:lvl w:ilvl="5" w:tplc="F6D4AA44">
+      <w:numFmt w:val="decimal"/>
+      <w:lvlText w:val=""/>
+      <w:lvlJc w:val="left"/>
+    </w:lvl>
+    <w:lvl w:ilvl="6" w:tplc="977CF6A8">
+      <w:numFmt w:val="decimal"/>
+      <w:lvlText w:val=""/>
+      <w:lvlJc w:val="left"/>
+    </w:lvl>
+    <w:lvl w:ilvl="7" w:tplc="3DE04106">
+      <w:numFmt w:val="decimal"/>
+      <w:lvlText w:val=""/>
+      <w:lvlJc w:val="left"/>
+    </w:lvl>
+    <w:lvl w:ilvl="8" w:tplc="E6120412">
+      <w:numFmt w:val="decimal"/>
+      <w:lvlText w:val=""/>
+      <w:lvlJc w:val="left"/>
+    </w:lvl>
+  </w:abstractNum>
+  <w:num w:numId="1" w16cid:durableId="1143933229">
+    <w:abstractNumId w:val="0"/>
+    <w:lvlOverride w:ilvl="0">
+      <w:startOverride w:val="1"/>
+    </w:lvlOverride>
+  </w:num>
+  <w:num w:numId="2" w16cid:durableId="411006027">
     <w:abstractNumId w:val="2"/>
     <w:lvlOverride w:ilvl="0">
       <w:startOverride w:val="1"/>
     </w:lvlOverride>
   </w:num>
-  <w:num w:numId="2" w16cid:durableId="1914125432">
+  <w:num w:numId="3" w16cid:durableId="936986073">
     <w:abstractNumId w:val="1"/>
-    <w:lvlOverride w:ilvl="0">
-      <w:startOverride w:val="1"/>
-    </w:lvlOverride>
-  </w:num>
-  <w:num w:numId="3" w16cid:durableId="1073940361">
-    <w:abstractNumId w:val="0"/>
     <w:lvlOverride w:ilvl="0">
       <w:startOverride w:val="1"/>
     </w:lvlOverride>
@@ -10842,7 +10842,7 @@
     <w:autoRedefine/>
     <w:uiPriority w:val="39"/>
     <w:unhideWhenUsed/>
-    <w:rsid w:val="004453A9"/>
+    <w:rsid w:val="00D2566D"/>
     <w:pPr>
       <w:spacing w:after="100"/>
     </w:pPr>
